--- a/docs/Thiet_Ke_Kien_Truc_Va_Giai_Thuat.docx
+++ b/docs/Thiet_Ke_Kien_Truc_Va_Giai_Thuat.docx
@@ -168,21 +168,9 @@
         <w:tc>
           <w:tcPr>
             <w:tcW w:type="dxa" w:w="3010"/>
-            <w:shd w:val="clear" w:color="auto" w:fill="F8FAFC"/>
           </w:tcPr>
           <w:p>
-            <w:pPr>
-              <w:jc w:val="left"/>
-            </w:pPr>
             <w:r>
-              <w:rPr>
-                <w:rFonts w:ascii="Times New Roman" w:hAnsi="Times New Roman"/>
-                <w:b w:val="0"/>
-                <w:i w:val="0"/>
-                <w:color w:val="000000"/>
-                <w:sz w:val="26"/>
-                <w:rFonts w:ascii="Times New Roman" w:hAnsi="Times New Roman" w:cs="Times New Roman" w:eastAsia="Times New Roman"/>
-              </w:rPr>
               <w:t>README.md</w:t>
             </w:r>
           </w:p>
@@ -190,21 +178,9 @@
         <w:tc>
           <w:tcPr>
             <w:tcW w:type="dxa" w:w="3010"/>
-            <w:shd w:val="clear" w:color="auto" w:fill="F8FAFC"/>
           </w:tcPr>
           <w:p>
-            <w:pPr>
-              <w:jc w:val="left"/>
-            </w:pPr>
             <w:r>
-              <w:rPr>
-                <w:rFonts w:ascii="Times New Roman" w:hAnsi="Times New Roman"/>
-                <w:b w:val="0"/>
-                <w:i w:val="0"/>
-                <w:color w:val="000000"/>
-                <w:sz w:val="26"/>
-                <w:rFonts w:ascii="Times New Roman" w:hAnsi="Times New Roman" w:cs="Times New Roman" w:eastAsia="Times New Roman"/>
-              </w:rPr>
               <w:t>Tài liệu hệ thống</w:t>
             </w:r>
           </w:p>
@@ -212,22 +188,10 @@
         <w:tc>
           <w:tcPr>
             <w:tcW w:type="dxa" w:w="3010"/>
-            <w:shd w:val="clear" w:color="auto" w:fill="F8FAFC"/>
           </w:tcPr>
           <w:p>
-            <w:pPr>
-              <w:jc w:val="left"/>
-            </w:pPr>
             <w:r>
-              <w:rPr>
-                <w:rFonts w:ascii="Times New Roman" w:hAnsi="Times New Roman"/>
-                <w:b w:val="0"/>
-                <w:i w:val="0"/>
-                <w:color w:val="000000"/>
-                <w:sz w:val="26"/>
-                <w:rFonts w:ascii="Times New Roman" w:hAnsi="Times New Roman" w:cs="Times New Roman" w:eastAsia="Times New Roman"/>
-              </w:rPr>
-              <w:t>Tệp tin Markdown duy nhất của đồ án, đóng vai trò hướng dẫn tổng quan kiến trúc, cài đặt môi trường, thực thi demo và chuỗi thực nghiệm benchmark.</w:t>
+              <w:t>Tệp tin Markdown đóng vai trò hướng dẫn tổng quan kiến trúc, cài đặt môi trường, bộ lệnh CLI độc lập, bộ kiểm thử tự động và bảng đối sánh benchmark thực nghiệm.</w:t>
             </w:r>
           </w:p>
         </w:tc>
@@ -236,21 +200,9 @@
         <w:tc>
           <w:tcPr>
             <w:tcW w:type="dxa" w:w="3010"/>
-            <w:shd w:val="clear" w:color="auto" w:fill="FFFFFF"/>
           </w:tcPr>
           <w:p>
-            <w:pPr>
-              <w:jc w:val="left"/>
-            </w:pPr>
             <w:r>
-              <w:rPr>
-                <w:rFonts w:ascii="Times New Roman" w:hAnsi="Times New Roman"/>
-                <w:b w:val="0"/>
-                <w:i w:val="0"/>
-                <w:color w:val="000000"/>
-                <w:sz w:val="26"/>
-                <w:rFonts w:ascii="Times New Roman" w:hAnsi="Times New Roman" w:cs="Times New Roman" w:eastAsia="Times New Roman"/>
-              </w:rPr>
               <w:t>requirements.txt</w:t>
             </w:r>
           </w:p>
@@ -258,21 +210,9 @@
         <w:tc>
           <w:tcPr>
             <w:tcW w:type="dxa" w:w="3010"/>
-            <w:shd w:val="clear" w:color="auto" w:fill="FFFFFF"/>
           </w:tcPr>
           <w:p>
-            <w:pPr>
-              <w:jc w:val="left"/>
-            </w:pPr>
             <w:r>
-              <w:rPr>
-                <w:rFonts w:ascii="Times New Roman" w:hAnsi="Times New Roman"/>
-                <w:b w:val="0"/>
-                <w:i w:val="0"/>
-                <w:color w:val="000000"/>
-                <w:sz w:val="26"/>
-                <w:rFonts w:ascii="Times New Roman" w:hAnsi="Times New Roman" w:cs="Times New Roman" w:eastAsia="Times New Roman"/>
-              </w:rPr>
               <w:t>Cấu hình môi trường</w:t>
             </w:r>
           </w:p>
@@ -280,22 +220,10 @@
         <w:tc>
           <w:tcPr>
             <w:tcW w:type="dxa" w:w="3010"/>
-            <w:shd w:val="clear" w:color="auto" w:fill="FFFFFF"/>
           </w:tcPr>
           <w:p>
-            <w:pPr>
-              <w:jc w:val="left"/>
-            </w:pPr>
             <w:r>
-              <w:rPr>
-                <w:rFonts w:ascii="Times New Roman" w:hAnsi="Times New Roman"/>
-                <w:b w:val="0"/>
-                <w:i w:val="0"/>
-                <w:color w:val="000000"/>
-                <w:sz w:val="26"/>
-                <w:rFonts w:ascii="Times New Roman" w:hAnsi="Times New Roman" w:cs="Times New Roman" w:eastAsia="Times New Roman"/>
-              </w:rPr>
-              <w:t>Khai báo danh mục các thư viện phụ thuộc phục vụ xử lý tài liệu và trực quan hóa dữ liệu gồm python-docx, python-pptx, xlsxwriter, PyMuPDF, matplotlib.</w:t>
+              <w:t>Khai báo danh mục các thư viện phụ thuộc phục vụ xử lý tài liệu học thuật (python-docx, python-pptx).</w:t>
             </w:r>
           </w:p>
         </w:tc>
@@ -304,21 +232,9 @@
         <w:tc>
           <w:tcPr>
             <w:tcW w:type="dxa" w:w="3010"/>
-            <w:shd w:val="clear" w:color="auto" w:fill="F8FAFC"/>
           </w:tcPr>
           <w:p>
-            <w:pPr>
-              <w:jc w:val="left"/>
-            </w:pPr>
             <w:r>
-              <w:rPr>
-                <w:rFonts w:ascii="Times New Roman" w:hAnsi="Times New Roman"/>
-                <w:b w:val="0"/>
-                <w:i w:val="0"/>
-                <w:color w:val="000000"/>
-                <w:sz w:val="26"/>
-                <w:rFonts w:ascii="Times New Roman" w:hAnsi="Times New Roman" w:cs="Times New Roman" w:eastAsia="Times New Roman"/>
-              </w:rPr>
               <w:t>run_demo_web.bat</w:t>
             </w:r>
           </w:p>
@@ -326,21 +242,9 @@
         <w:tc>
           <w:tcPr>
             <w:tcW w:type="dxa" w:w="3010"/>
-            <w:shd w:val="clear" w:color="auto" w:fill="F8FAFC"/>
           </w:tcPr>
           <w:p>
-            <w:pPr>
-              <w:jc w:val="left"/>
-            </w:pPr>
             <w:r>
-              <w:rPr>
-                <w:rFonts w:ascii="Times New Roman" w:hAnsi="Times New Roman"/>
-                <w:b w:val="0"/>
-                <w:i w:val="0"/>
-                <w:color w:val="000000"/>
-                <w:sz w:val="26"/>
-                <w:rFonts w:ascii="Times New Roman" w:hAnsi="Times New Roman" w:cs="Times New Roman" w:eastAsia="Times New Roman"/>
-              </w:rPr>
               <w:t>Kịch bản thực thi</w:t>
             </w:r>
           </w:p>
@@ -348,21 +252,9 @@
         <w:tc>
           <w:tcPr>
             <w:tcW w:type="dxa" w:w="3010"/>
-            <w:shd w:val="clear" w:color="auto" w:fill="F8FAFC"/>
           </w:tcPr>
           <w:p>
-            <w:pPr>
-              <w:jc w:val="left"/>
-            </w:pPr>
             <w:r>
-              <w:rPr>
-                <w:rFonts w:ascii="Times New Roman" w:hAnsi="Times New Roman"/>
-                <w:b w:val="0"/>
-                <w:i w:val="0"/>
-                <w:color w:val="000000"/>
-                <w:sz w:val="26"/>
-                <w:rFonts w:ascii="Times New Roman" w:hAnsi="Times New Roman" w:cs="Times New Roman" w:eastAsia="Times New Roman"/>
-              </w:rPr>
               <w:t>Khởi chạy Web Dashboard tương tác trực quan tại địa chỉ http://127.0.0.1:8080 hỗ trợ mô phỏng tấn công và giám sát phòng thủ toàn vẹn.</w:t>
             </w:r>
           </w:p>
@@ -372,43 +264,19 @@
         <w:tc>
           <w:tcPr>
             <w:tcW w:type="dxa" w:w="3010"/>
-            <w:shd w:val="clear" w:color="auto" w:fill="FFFFFF"/>
           </w:tcPr>
           <w:p>
-            <w:pPr>
-              <w:jc w:val="left"/>
-            </w:pPr>
             <w:r>
-              <w:rPr>
-                <w:rFonts w:ascii="Times New Roman" w:hAnsi="Times New Roman"/>
-                <w:b w:val="0"/>
-                <w:i w:val="0"/>
-                <w:color w:val="000000"/>
-                <w:sz w:val="26"/>
-                <w:rFonts w:ascii="Times New Roman" w:hAnsi="Times New Roman" w:cs="Times New Roman" w:eastAsia="Times New Roman"/>
-              </w:rPr>
-              <w:t>run_demo_cli.bat</w:t>
+              <w:t>run_benchmark.bat</w:t>
             </w:r>
           </w:p>
         </w:tc>
         <w:tc>
           <w:tcPr>
             <w:tcW w:type="dxa" w:w="3010"/>
-            <w:shd w:val="clear" w:color="auto" w:fill="FFFFFF"/>
           </w:tcPr>
           <w:p>
-            <w:pPr>
-              <w:jc w:val="left"/>
-            </w:pPr>
             <w:r>
-              <w:rPr>
-                <w:rFonts w:ascii="Times New Roman" w:hAnsi="Times New Roman"/>
-                <w:b w:val="0"/>
-                <w:i w:val="0"/>
-                <w:color w:val="000000"/>
-                <w:sz w:val="26"/>
-                <w:rFonts w:ascii="Times New Roman" w:hAnsi="Times New Roman" w:cs="Times New Roman" w:eastAsia="Times New Roman"/>
-              </w:rPr>
               <w:t>Kịch bản thực thi</w:t>
             </w:r>
           </w:p>
@@ -416,22 +284,10 @@
         <w:tc>
           <w:tcPr>
             <w:tcW w:type="dxa" w:w="3010"/>
-            <w:shd w:val="clear" w:color="auto" w:fill="FFFFFF"/>
           </w:tcPr>
           <w:p>
-            <w:pPr>
-              <w:jc w:val="left"/>
-            </w:pPr>
             <w:r>
-              <w:rPr>
-                <w:rFonts w:ascii="Times New Roman" w:hAnsi="Times New Roman"/>
-                <w:b w:val="0"/>
-                <w:i w:val="0"/>
-                <w:color w:val="000000"/>
-                <w:sz w:val="26"/>
-                <w:rFonts w:ascii="Times New Roman" w:hAnsi="Times New Roman" w:cs="Times New Roman" w:eastAsia="Times New Roman"/>
-              </w:rPr>
-              <w:t>Khởi chạy giao diện dòng lệnh tương tác Menu 9 chức năng kiểm thử toàn vẹn.</w:t>
+              <w:t>Tự động kích hoạt chuỗi đo lường thực nghiệm khoa học độc lập 5 vòng lặp trên tập dữ liệu 1.000 tệp, xuất kết quả ra JSON và CSV.</w:t>
             </w:r>
           </w:p>
         </w:tc>
@@ -440,43 +296,19 @@
         <w:tc>
           <w:tcPr>
             <w:tcW w:type="dxa" w:w="3010"/>
-            <w:shd w:val="clear" w:color="auto" w:fill="F8FAFC"/>
           </w:tcPr>
           <w:p>
-            <w:pPr>
-              <w:jc w:val="left"/>
-            </w:pPr>
             <w:r>
-              <w:rPr>
-                <w:rFonts w:ascii="Times New Roman" w:hAnsi="Times New Roman"/>
-                <w:b w:val="0"/>
-                <w:i w:val="0"/>
-                <w:color w:val="000000"/>
-                <w:sz w:val="26"/>
-                <w:rFonts w:ascii="Times New Roman" w:hAnsi="Times New Roman" w:cs="Times New Roman" w:eastAsia="Times New Roman"/>
-              </w:rPr>
-              <w:t>run_benchmark.bat</w:t>
+              <w:t>run_tests.bat</w:t>
             </w:r>
           </w:p>
         </w:tc>
         <w:tc>
           <w:tcPr>
             <w:tcW w:type="dxa" w:w="3010"/>
-            <w:shd w:val="clear" w:color="auto" w:fill="F8FAFC"/>
           </w:tcPr>
           <w:p>
-            <w:pPr>
-              <w:jc w:val="left"/>
-            </w:pPr>
             <w:r>
-              <w:rPr>
-                <w:rFonts w:ascii="Times New Roman" w:hAnsi="Times New Roman"/>
-                <w:b w:val="0"/>
-                <w:i w:val="0"/>
-                <w:color w:val="000000"/>
-                <w:sz w:val="26"/>
-                <w:rFonts w:ascii="Times New Roman" w:hAnsi="Times New Roman" w:cs="Times New Roman" w:eastAsia="Times New Roman"/>
-              </w:rPr>
               <w:t>Kịch bản thực thi</w:t>
             </w:r>
           </w:p>
@@ -484,22 +316,10 @@
         <w:tc>
           <w:tcPr>
             <w:tcW w:type="dxa" w:w="3010"/>
-            <w:shd w:val="clear" w:color="auto" w:fill="F8FAFC"/>
           </w:tcPr>
           <w:p>
-            <w:pPr>
-              <w:jc w:val="left"/>
-            </w:pPr>
             <w:r>
-              <w:rPr>
-                <w:rFonts w:ascii="Times New Roman" w:hAnsi="Times New Roman"/>
-                <w:b w:val="0"/>
-                <w:i w:val="0"/>
-                <w:color w:val="000000"/>
-                <w:sz w:val="26"/>
-                <w:rFonts w:ascii="Times New Roman" w:hAnsi="Times New Roman" w:cs="Times New Roman" w:eastAsia="Times New Roman"/>
-              </w:rPr>
-              <w:t>Tự động kích hoạt chuỗi đo lường thực nghiệm khoa học trên cả tập dữ liệu tổng hợp và tập dữ liệu doanh nghiệp thực tế.</w:t>
+              <w:t>Thực thi toàn bộ bộ kiểm thử tự động gồm 17 ca kiểm thử Unit Test với tỷ lệ thành công 100%.</w:t>
             </w:r>
           </w:p>
         </w:tc>
@@ -508,66 +328,30 @@
         <w:tc>
           <w:tcPr>
             <w:tcW w:type="dxa" w:w="3010"/>
-            <w:shd w:val="clear" w:color="auto" w:fill="FFFFFF"/>
           </w:tcPr>
           <w:p>
-            <w:pPr>
-              <w:jc w:val="left"/>
-            </w:pPr>
             <w:r>
-              <w:rPr>
-                <w:rFonts w:ascii="Times New Roman" w:hAnsi="Times New Roman"/>
-                <w:b w:val="0"/>
-                <w:i w:val="0"/>
-                <w:color w:val="000000"/>
-                <w:sz w:val="26"/>
-                <w:rFonts w:ascii="Times New Roman" w:hAnsi="Times New Roman" w:cs="Times New Roman" w:eastAsia="Times New Roman"/>
-              </w:rPr>
-              <w:t>run_tests.bat</w:t>
+              <w:t>src/baselines/sha256_manifest.py</w:t>
             </w:r>
           </w:p>
         </w:tc>
         <w:tc>
           <w:tcPr>
             <w:tcW w:type="dxa" w:w="3010"/>
-            <w:shd w:val="clear" w:color="auto" w:fill="FFFFFF"/>
           </w:tcPr>
           <w:p>
-            <w:pPr>
-              <w:jc w:val="left"/>
-            </w:pPr>
             <w:r>
-              <w:rPr>
-                <w:rFonts w:ascii="Times New Roman" w:hAnsi="Times New Roman"/>
-                <w:b w:val="0"/>
-                <w:i w:val="0"/>
-                <w:color w:val="000000"/>
-                <w:sz w:val="26"/>
-                <w:rFonts w:ascii="Times New Roman" w:hAnsi="Times New Roman" w:cs="Times New Roman" w:eastAsia="Times New Roman"/>
-              </w:rPr>
-              <w:t>Kịch bản thực thi</w:t>
+              <w:t>Mô hình cơ sở 1</w:t>
             </w:r>
           </w:p>
         </w:tc>
         <w:tc>
           <w:tcPr>
             <w:tcW w:type="dxa" w:w="3010"/>
-            <w:shd w:val="clear" w:color="auto" w:fill="FFFFFF"/>
           </w:tcPr>
           <w:p>
-            <w:pPr>
-              <w:jc w:val="left"/>
-            </w:pPr>
             <w:r>
-              <w:rPr>
-                <w:rFonts w:ascii="Times New Roman" w:hAnsi="Times New Roman"/>
-                <w:b w:val="0"/>
-                <w:i w:val="0"/>
-                <w:color w:val="000000"/>
-                <w:sz w:val="26"/>
-                <w:rFonts w:ascii="Times New Roman" w:hAnsi="Times New Roman" w:cs="Times New Roman" w:eastAsia="Times New Roman"/>
-              </w:rPr>
-              <w:t>Thực thi toàn bộ bộ kiểm thử tự động gồm 13 ca kiểm thử Unit Test với tỷ lệ thành công 100%.</w:t>
+              <w:t>Hiện thực lớp SHA256Manifest. Đọc tệp streaming 64 KB, tính SHA-256 từng tệp và băm gộp Root Hash toàn thư mục. Hỗ trợ CLI --dir, --output, --verify.</w:t>
             </w:r>
           </w:p>
         </w:tc>
@@ -576,66 +360,30 @@
         <w:tc>
           <w:tcPr>
             <w:tcW w:type="dxa" w:w="3010"/>
-            <w:shd w:val="clear" w:color="auto" w:fill="F8FAFC"/>
           </w:tcPr>
           <w:p>
-            <w:pPr>
-              <w:jc w:val="left"/>
-            </w:pPr>
             <w:r>
-              <w:rPr>
-                <w:rFonts w:ascii="Times New Roman" w:hAnsi="Times New Roman"/>
-                <w:b w:val="0"/>
-                <w:i w:val="0"/>
-                <w:color w:val="000000"/>
-                <w:sz w:val="26"/>
-                <w:rFonts w:ascii="Times New Roman" w:hAnsi="Times New Roman" w:cs="Times New Roman" w:eastAsia="Times New Roman"/>
-              </w:rPr>
-              <w:t>src/baselines/sha256_manifest.py</w:t>
+              <w:t>src/baselines/hmac_manifest.py</w:t>
             </w:r>
           </w:p>
         </w:tc>
         <w:tc>
           <w:tcPr>
             <w:tcW w:type="dxa" w:w="3010"/>
-            <w:shd w:val="clear" w:color="auto" w:fill="F8FAFC"/>
           </w:tcPr>
           <w:p>
-            <w:pPr>
-              <w:jc w:val="left"/>
-            </w:pPr>
             <w:r>
-              <w:rPr>
-                <w:rFonts w:ascii="Times New Roman" w:hAnsi="Times New Roman"/>
-                <w:b w:val="0"/>
-                <w:i w:val="0"/>
-                <w:color w:val="000000"/>
-                <w:sz w:val="26"/>
-                <w:rFonts w:ascii="Times New Roman" w:hAnsi="Times New Roman" w:cs="Times New Roman" w:eastAsia="Times New Roman"/>
-              </w:rPr>
-              <w:t>Mô hình cơ sở 1</w:t>
+              <w:t>Mô hình cơ sở 2</w:t>
             </w:r>
           </w:p>
         </w:tc>
         <w:tc>
           <w:tcPr>
             <w:tcW w:type="dxa" w:w="3010"/>
-            <w:shd w:val="clear" w:color="auto" w:fill="F8FAFC"/>
           </w:tcPr>
           <w:p>
-            <w:pPr>
-              <w:jc w:val="left"/>
-            </w:pPr>
             <w:r>
-              <w:rPr>
-                <w:rFonts w:ascii="Times New Roman" w:hAnsi="Times New Roman"/>
-                <w:b w:val="0"/>
-                <w:i w:val="0"/>
-                <w:color w:val="000000"/>
-                <w:sz w:val="26"/>
-                <w:rFonts w:ascii="Times New Roman" w:hAnsi="Times New Roman" w:cs="Times New Roman" w:eastAsia="Times New Roman"/>
-              </w:rPr>
-              <w:t>Hiện thực lớp SHA256Manifest. Đọc tệp streaming khối 64KB, tính mã băm SHA-256 cho từng tệp và băm gộp Root Hash toàn thư mục với độ phức tạp cập nhật O(N).</w:t>
+              <w:t>Hiện thực lớp HMACManifest. Thuật toán HMAC-SHA256 bảo vệ tính xác thực nguồn gốc và toàn vẹn, nạp khóa an toàn qua biến môi trường HMAC_SECRET_KEY hoặc --key-file. Hỗ trợ CLI.</w:t>
             </w:r>
           </w:p>
         </w:tc>
@@ -644,66 +392,30 @@
         <w:tc>
           <w:tcPr>
             <w:tcW w:type="dxa" w:w="3010"/>
-            <w:shd w:val="clear" w:color="auto" w:fill="FFFFFF"/>
           </w:tcPr>
           <w:p>
-            <w:pPr>
-              <w:jc w:val="left"/>
-            </w:pPr>
             <w:r>
-              <w:rPr>
-                <w:rFonts w:ascii="Times New Roman" w:hAnsi="Times New Roman"/>
-                <w:b w:val="0"/>
-                <w:i w:val="0"/>
-                <w:color w:val="000000"/>
-                <w:sz w:val="26"/>
-                <w:rFonts w:ascii="Times New Roman" w:hAnsi="Times New Roman" w:cs="Times New Roman" w:eastAsia="Times New Roman"/>
-              </w:rPr>
-              <w:t>src/baselines/hmac_manifest.py</w:t>
+              <w:t>src/baselines/standard_merkle_tree.py</w:t>
             </w:r>
           </w:p>
         </w:tc>
         <w:tc>
           <w:tcPr>
             <w:tcW w:type="dxa" w:w="3010"/>
-            <w:shd w:val="clear" w:color="auto" w:fill="FFFFFF"/>
           </w:tcPr>
           <w:p>
-            <w:pPr>
-              <w:jc w:val="left"/>
-            </w:pPr>
             <w:r>
-              <w:rPr>
-                <w:rFonts w:ascii="Times New Roman" w:hAnsi="Times New Roman"/>
-                <w:b w:val="0"/>
-                <w:i w:val="0"/>
-                <w:color w:val="000000"/>
-                <w:sz w:val="26"/>
-                <w:rFonts w:ascii="Times New Roman" w:hAnsi="Times New Roman" w:cs="Times New Roman" w:eastAsia="Times New Roman"/>
-              </w:rPr>
-              <w:t>Mô hình cơ sở 2</w:t>
+              <w:t>Mô hình cơ sở 3</w:t>
             </w:r>
           </w:p>
         </w:tc>
         <w:tc>
           <w:tcPr>
             <w:tcW w:type="dxa" w:w="3010"/>
-            <w:shd w:val="clear" w:color="auto" w:fill="FFFFFF"/>
           </w:tcPr>
           <w:p>
-            <w:pPr>
-              <w:jc w:val="left"/>
-            </w:pPr>
             <w:r>
-              <w:rPr>
-                <w:rFonts w:ascii="Times New Roman" w:hAnsi="Times New Roman"/>
-                <w:b w:val="0"/>
-                <w:i w:val="0"/>
-                <w:color w:val="000000"/>
-                <w:sz w:val="26"/>
-                <w:rFonts w:ascii="Times New Roman" w:hAnsi="Times New Roman" w:cs="Times New Roman" w:eastAsia="Times New Roman"/>
-              </w:rPr>
-              <w:t>Hiện thực lớp HMACManifest. Sử dụng thuật toán HMAC-SHA256 kết hợp Khóa bí mật K đối xứng theo chuẩn RFC 2104 nhằm bảo vệ tính xác thực nguồn gốc.</w:t>
+              <w:t>Hiện thực cây Merkle nhị phân truyền thống qua lớp StandardMerkleTree. Cấu trúc mảng lá, giải thuật leo đáy lên Bottom-Up, hỗ trợ Merkle Proof O(log N). Hỗ trợ CLI.</w:t>
             </w:r>
           </w:p>
         </w:tc>
@@ -712,66 +424,30 @@
         <w:tc>
           <w:tcPr>
             <w:tcW w:type="dxa" w:w="3010"/>
-            <w:shd w:val="clear" w:color="auto" w:fill="F8FAFC"/>
           </w:tcPr>
           <w:p>
-            <w:pPr>
-              <w:jc w:val="left"/>
-            </w:pPr>
             <w:r>
-              <w:rPr>
-                <w:rFonts w:ascii="Times New Roman" w:hAnsi="Times New Roman"/>
-                <w:b w:val="0"/>
-                <w:i w:val="0"/>
-                <w:color w:val="000000"/>
-                <w:sz w:val="26"/>
-                <w:rFonts w:ascii="Times New Roman" w:hAnsi="Times New Roman" w:cs="Times New Roman" w:eastAsia="Times New Roman"/>
-              </w:rPr>
-              <w:t>src/baselines/standard_merkle_tree.py</w:t>
+              <w:t>src/baselines/__init__.py</w:t>
             </w:r>
           </w:p>
         </w:tc>
         <w:tc>
           <w:tcPr>
             <w:tcW w:type="dxa" w:w="3010"/>
-            <w:shd w:val="clear" w:color="auto" w:fill="F8FAFC"/>
           </w:tcPr>
           <w:p>
-            <w:pPr>
-              <w:jc w:val="left"/>
-            </w:pPr>
             <w:r>
-              <w:rPr>
-                <w:rFonts w:ascii="Times New Roman" w:hAnsi="Times New Roman"/>
-                <w:b w:val="0"/>
-                <w:i w:val="0"/>
-                <w:color w:val="000000"/>
-                <w:sz w:val="26"/>
-                <w:rFonts w:ascii="Times New Roman" w:hAnsi="Times New Roman" w:cs="Times New Roman" w:eastAsia="Times New Roman"/>
-              </w:rPr>
-              <w:t>Mô hình cơ sở 3</w:t>
+              <w:t>Gói mã nguồn</w:t>
             </w:r>
           </w:p>
         </w:tc>
         <w:tc>
           <w:tcPr>
             <w:tcW w:type="dxa" w:w="3010"/>
-            <w:shd w:val="clear" w:color="auto" w:fill="F8FAFC"/>
           </w:tcPr>
           <w:p>
-            <w:pPr>
-              <w:jc w:val="left"/>
-            </w:pPr>
             <w:r>
-              <w:rPr>
-                <w:rFonts w:ascii="Times New Roman" w:hAnsi="Times New Roman"/>
-                <w:b w:val="0"/>
-                <w:i w:val="0"/>
-                <w:color w:val="000000"/>
-                <w:sz w:val="26"/>
-                <w:rFonts w:ascii="Times New Roman" w:hAnsi="Times New Roman" w:cs="Times New Roman" w:eastAsia="Times New Roman"/>
-              </w:rPr>
-              <w:t>Hiện thực cây Merkle nhị phân truyền thống qua lớp StandardMerkleTree. Cấu trúc mảng lá một chiều phẳng, giải thuật leo đáy lên Bottom-Up, hỗ trợ Merkle Proof O(log N).</w:t>
+              <w:t>Khởi tạo gói baselines.</w:t>
             </w:r>
           </w:p>
         </w:tc>
@@ -780,66 +456,30 @@
         <w:tc>
           <w:tcPr>
             <w:tcW w:type="dxa" w:w="3010"/>
-            <w:shd w:val="clear" w:color="auto" w:fill="FFFFFF"/>
           </w:tcPr>
           <w:p>
-            <w:pPr>
-              <w:jc w:val="left"/>
-            </w:pPr>
             <w:r>
-              <w:rPr>
-                <w:rFonts w:ascii="Times New Roman" w:hAnsi="Times New Roman"/>
-                <w:b w:val="0"/>
-                <w:i w:val="0"/>
-                <w:color w:val="000000"/>
-                <w:sz w:val="26"/>
-                <w:rFonts w:ascii="Times New Roman" w:hAnsi="Times New Roman" w:cs="Times New Roman" w:eastAsia="Times New Roman"/>
-              </w:rPr>
-              <w:t>src/baselines/__init__.py</w:t>
+              <w:t>src/proposed_model/hd_merkle_tree.py</w:t>
             </w:r>
           </w:p>
         </w:tc>
         <w:tc>
           <w:tcPr>
             <w:tcW w:type="dxa" w:w="3010"/>
-            <w:shd w:val="clear" w:color="auto" w:fill="FFFFFF"/>
           </w:tcPr>
           <w:p>
-            <w:pPr>
-              <w:jc w:val="left"/>
-            </w:pPr>
             <w:r>
-              <w:rPr>
-                <w:rFonts w:ascii="Times New Roman" w:hAnsi="Times New Roman"/>
-                <w:b w:val="0"/>
-                <w:i w:val="0"/>
-                <w:color w:val="000000"/>
-                <w:sz w:val="26"/>
-                <w:rFonts w:ascii="Times New Roman" w:hAnsi="Times New Roman" w:cs="Times New Roman" w:eastAsia="Times New Roman"/>
-              </w:rPr>
-              <w:t>Gói mã nguồn</w:t>
+              <w:t>Mô hình cải tiến đề xuất</w:t>
             </w:r>
           </w:p>
         </w:tc>
         <w:tc>
           <w:tcPr>
             <w:tcW w:type="dxa" w:w="3010"/>
-            <w:shd w:val="clear" w:color="auto" w:fill="FFFFFF"/>
           </w:tcPr>
           <w:p>
-            <w:pPr>
-              <w:jc w:val="left"/>
-            </w:pPr>
             <w:r>
-              <w:rPr>
-                <w:rFonts w:ascii="Times New Roman" w:hAnsi="Times New Roman"/>
-                <w:b w:val="0"/>
-                <w:i w:val="0"/>
-                <w:color w:val="000000"/>
-                <w:sz w:val="26"/>
-                <w:rFonts w:ascii="Times New Roman" w:hAnsi="Times New Roman" w:cs="Times New Roman" w:eastAsia="Times New Roman"/>
-              </w:rPr>
-              <w:t>Khai báo gói module các giải thuật cơ sở so sánh.</w:t>
+              <w:t>Hiện thực HDMerkleTree phân cấp theo cấu trúc thư mục, phân tách miền RFC 6962, bộ nhớ đệm Dirty-Path O(log N) khi sửa/thêm/xóa, và cấu trúc RFC6962CanonicalLog độc lập cho Bằng chứng Nhất quán. Hỗ trợ CLI.</w:t>
             </w:r>
           </w:p>
         </w:tc>
@@ -848,43 +488,19 @@
         <w:tc>
           <w:tcPr>
             <w:tcW w:type="dxa" w:w="3010"/>
-            <w:shd w:val="clear" w:color="auto" w:fill="F8FAFC"/>
           </w:tcPr>
           <w:p>
-            <w:pPr>
-              <w:jc w:val="left"/>
-            </w:pPr>
             <w:r>
-              <w:rPr>
-                <w:rFonts w:ascii="Times New Roman" w:hAnsi="Times New Roman"/>
-                <w:b w:val="0"/>
-                <w:i w:val="0"/>
-                <w:color w:val="000000"/>
-                <w:sz w:val="26"/>
-                <w:rFonts w:ascii="Times New Roman" w:hAnsi="Times New Roman" w:cs="Times New Roman" w:eastAsia="Times New Roman"/>
-              </w:rPr>
-              <w:t>src/proposed_model/hd_merkle_tree.py</w:t>
+              <w:t>src/proposed_model/compact_proof.py</w:t>
             </w:r>
           </w:p>
         </w:tc>
         <w:tc>
           <w:tcPr>
             <w:tcW w:type="dxa" w:w="3010"/>
-            <w:shd w:val="clear" w:color="auto" w:fill="F8FAFC"/>
           </w:tcPr>
           <w:p>
-            <w:pPr>
-              <w:jc w:val="left"/>
-            </w:pPr>
             <w:r>
-              <w:rPr>
-                <w:rFonts w:ascii="Times New Roman" w:hAnsi="Times New Roman"/>
-                <w:b w:val="0"/>
-                <w:i w:val="0"/>
-                <w:color w:val="000000"/>
-                <w:sz w:val="26"/>
-                <w:rFonts w:ascii="Times New Roman" w:hAnsi="Times New Roman" w:cs="Times New Roman" w:eastAsia="Times New Roman"/>
-              </w:rPr>
               <w:t>Mô hình cải tiến đề xuất</w:t>
             </w:r>
           </w:p>
@@ -892,22 +508,10 @@
         <w:tc>
           <w:tcPr>
             <w:tcW w:type="dxa" w:w="3010"/>
-            <w:shd w:val="clear" w:color="auto" w:fill="F8FAFC"/>
           </w:tcPr>
           <w:p>
-            <w:pPr>
-              <w:jc w:val="left"/>
-            </w:pPr>
             <w:r>
-              <w:rPr>
-                <w:rFonts w:ascii="Times New Roman" w:hAnsi="Times New Roman"/>
-                <w:b w:val="0"/>
-                <w:i w:val="0"/>
-                <w:color w:val="000000"/>
-                <w:sz w:val="26"/>
-                <w:rFonts w:ascii="Times New Roman" w:hAnsi="Times New Roman" w:cs="Times New Roman" w:eastAsia="Times New Roman"/>
-              </w:rPr>
-              <w:t>Thành phần cốt lõi của đề tài: Lớp HDMerkleTree và HDMerkleNode. Ánh xạ cây thư mục phân cấp, chuẩn hóa RFC 6962 Domain Separation, In-Memory Caching và Dirty-Path Propagation O(log N).</w:t>
+              <w:t>Serialization Base64 URL-safe cho bằng chứng Merkle và cấu trúc Batch Multi-Proof gom cụm.</w:t>
             </w:r>
           </w:p>
         </w:tc>
@@ -916,43 +520,19 @@
         <w:tc>
           <w:tcPr>
             <w:tcW w:type="dxa" w:w="3010"/>
-            <w:shd w:val="clear" w:color="auto" w:fill="FFFFFF"/>
           </w:tcPr>
           <w:p>
-            <w:pPr>
-              <w:jc w:val="left"/>
-            </w:pPr>
             <w:r>
-              <w:rPr>
-                <w:rFonts w:ascii="Times New Roman" w:hAnsi="Times New Roman"/>
-                <w:b w:val="0"/>
-                <w:i w:val="0"/>
-                <w:color w:val="000000"/>
-                <w:sz w:val="26"/>
-                <w:rFonts w:ascii="Times New Roman" w:hAnsi="Times New Roman" w:cs="Times New Roman" w:eastAsia="Times New Roman"/>
-              </w:rPr>
-              <w:t>src/proposed_model/compact_proof.py</w:t>
+              <w:t>src/proposed_model/parallel_hasher.py</w:t>
             </w:r>
           </w:p>
         </w:tc>
         <w:tc>
           <w:tcPr>
             <w:tcW w:type="dxa" w:w="3010"/>
-            <w:shd w:val="clear" w:color="auto" w:fill="FFFFFF"/>
           </w:tcPr>
           <w:p>
-            <w:pPr>
-              <w:jc w:val="left"/>
-            </w:pPr>
             <w:r>
-              <w:rPr>
-                <w:rFonts w:ascii="Times New Roman" w:hAnsi="Times New Roman"/>
-                <w:b w:val="0"/>
-                <w:i w:val="0"/>
-                <w:color w:val="000000"/>
-                <w:sz w:val="26"/>
-                <w:rFonts w:ascii="Times New Roman" w:hAnsi="Times New Roman" w:cs="Times New Roman" w:eastAsia="Times New Roman"/>
-              </w:rPr>
               <w:t>Mô hình cải tiến đề xuất</w:t>
             </w:r>
           </w:p>
@@ -960,22 +540,10 @@
         <w:tc>
           <w:tcPr>
             <w:tcW w:type="dxa" w:w="3010"/>
-            <w:shd w:val="clear" w:color="auto" w:fill="FFFFFF"/>
           </w:tcPr>
           <w:p>
-            <w:pPr>
-              <w:jc w:val="left"/>
-            </w:pPr>
             <w:r>
-              <w:rPr>
-                <w:rFonts w:ascii="Times New Roman" w:hAnsi="Times New Roman"/>
-                <w:b w:val="0"/>
-                <w:i w:val="0"/>
-                <w:color w:val="000000"/>
-                <w:sz w:val="26"/>
-                <w:rFonts w:ascii="Times New Roman" w:hAnsi="Times New Roman" w:cs="Times New Roman" w:eastAsia="Times New Roman"/>
-              </w:rPr>
-              <w:t>Hiện thực lớp CompactProof và BatchMultiProof. Tối ưu hóa kích thước bằng chứng kiểm tra toàn vẹn, gom cụm xác thực 10 tệp tin chỉ tốn 14.5 KB, tiết kiệm hơn 50% băng thông mạng.</w:t>
+              <w:t>Quét đĩa và băm tệp song song đa luồng tối ưu hóa thông lượng I/O.</w:t>
             </w:r>
           </w:p>
         </w:tc>
@@ -984,66 +552,30 @@
         <w:tc>
           <w:tcPr>
             <w:tcW w:type="dxa" w:w="3010"/>
-            <w:shd w:val="clear" w:color="auto" w:fill="F8FAFC"/>
           </w:tcPr>
           <w:p>
-            <w:pPr>
-              <w:jc w:val="left"/>
-            </w:pPr>
             <w:r>
-              <w:rPr>
-                <w:rFonts w:ascii="Times New Roman" w:hAnsi="Times New Roman"/>
-                <w:b w:val="0"/>
-                <w:i w:val="0"/>
-                <w:color w:val="000000"/>
-                <w:sz w:val="26"/>
-                <w:rFonts w:ascii="Times New Roman" w:hAnsi="Times New Roman" w:cs="Times New Roman" w:eastAsia="Times New Roman"/>
-              </w:rPr>
-              <w:t>src/proposed_model/parallel_hasher.py</w:t>
+              <w:t>src/proposed_model/security_games.py</w:t>
             </w:r>
           </w:p>
         </w:tc>
         <w:tc>
           <w:tcPr>
             <w:tcW w:type="dxa" w:w="3010"/>
-            <w:shd w:val="clear" w:color="auto" w:fill="F8FAFC"/>
           </w:tcPr>
           <w:p>
-            <w:pPr>
-              <w:jc w:val="left"/>
-            </w:pPr>
             <w:r>
-              <w:rPr>
-                <w:rFonts w:ascii="Times New Roman" w:hAnsi="Times New Roman"/>
-                <w:b w:val="0"/>
-                <w:i w:val="0"/>
-                <w:color w:val="000000"/>
-                <w:sz w:val="26"/>
-                <w:rFonts w:ascii="Times New Roman" w:hAnsi="Times New Roman" w:cs="Times New Roman" w:eastAsia="Times New Roman"/>
-              </w:rPr>
-              <w:t>Mô hình cải tiến đề xuất</w:t>
+              <w:t>Kiểm định an toàn mật mã học</w:t>
             </w:r>
           </w:p>
         </w:tc>
         <w:tc>
           <w:tcPr>
             <w:tcW w:type="dxa" w:w="3010"/>
-            <w:shd w:val="clear" w:color="auto" w:fill="F8FAFC"/>
           </w:tcPr>
           <w:p>
-            <w:pPr>
-              <w:jc w:val="left"/>
-            </w:pPr>
             <w:r>
-              <w:rPr>
-                <w:rFonts w:ascii="Times New Roman" w:hAnsi="Times New Roman"/>
-                <w:b w:val="0"/>
-                <w:i w:val="0"/>
-                <w:color w:val="000000"/>
-                <w:sz w:val="26"/>
-                <w:rFonts w:ascii="Times New Roman" w:hAnsi="Times New Roman" w:cs="Times New Roman" w:eastAsia="Times New Roman"/>
-              </w:rPr>
-              <w:t>Hiện thực lớp ParallelFileHasher. Đọc đĩa song song đa luồng ThreadPoolExecutor, giúp tăng tốc quét kho dữ liệu lớn từ 40% đến 50%.</w:t>
+              <w:t>Hiện thực 7 trò chơi an ninh hình thức đối kháng với Kẻ tấn công PPT (Advantage &lt;= 2^-128 theo Harry Halpin 2025).</w:t>
             </w:r>
           </w:p>
         </w:tc>
@@ -1052,21 +584,9 @@
         <w:tc>
           <w:tcPr>
             <w:tcW w:type="dxa" w:w="3010"/>
-            <w:shd w:val="clear" w:color="auto" w:fill="FFFFFF"/>
           </w:tcPr>
           <w:p>
-            <w:pPr>
-              <w:jc w:val="left"/>
-            </w:pPr>
             <w:r>
-              <w:rPr>
-                <w:rFonts w:ascii="Times New Roman" w:hAnsi="Times New Roman"/>
-                <w:b w:val="0"/>
-                <w:i w:val="0"/>
-                <w:color w:val="000000"/>
-                <w:sz w:val="26"/>
-                <w:rFonts w:ascii="Times New Roman" w:hAnsi="Times New Roman" w:cs="Times New Roman" w:eastAsia="Times New Roman"/>
-              </w:rPr>
               <w:t>src/proposed_model/__init__.py</w:t>
             </w:r>
           </w:p>
@@ -1074,21 +594,9 @@
         <w:tc>
           <w:tcPr>
             <w:tcW w:type="dxa" w:w="3010"/>
-            <w:shd w:val="clear" w:color="auto" w:fill="FFFFFF"/>
           </w:tcPr>
           <w:p>
-            <w:pPr>
-              <w:jc w:val="left"/>
-            </w:pPr>
             <w:r>
-              <w:rPr>
-                <w:rFonts w:ascii="Times New Roman" w:hAnsi="Times New Roman"/>
-                <w:b w:val="0"/>
-                <w:i w:val="0"/>
-                <w:color w:val="000000"/>
-                <w:sz w:val="26"/>
-                <w:rFonts w:ascii="Times New Roman" w:hAnsi="Times New Roman" w:cs="Times New Roman" w:eastAsia="Times New Roman"/>
-              </w:rPr>
               <w:t>Gói mã nguồn</w:t>
             </w:r>
           </w:p>
@@ -1096,22 +604,10 @@
         <w:tc>
           <w:tcPr>
             <w:tcW w:type="dxa" w:w="3010"/>
-            <w:shd w:val="clear" w:color="auto" w:fill="FFFFFF"/>
           </w:tcPr>
           <w:p>
-            <w:pPr>
-              <w:jc w:val="left"/>
-            </w:pPr>
             <w:r>
-              <w:rPr>
-                <w:rFonts w:ascii="Times New Roman" w:hAnsi="Times New Roman"/>
-                <w:b w:val="0"/>
-                <w:i w:val="0"/>
-                <w:color w:val="000000"/>
-                <w:sz w:val="26"/>
-                <w:rFonts w:ascii="Times New Roman" w:hAnsi="Times New Roman" w:cs="Times New Roman" w:eastAsia="Times New Roman"/>
-              </w:rPr>
-              <w:t>Khai báo gói module mô hình đề xuất cải tiến.</w:t>
+              <w:t>Khởi tạo gói proposed_model.</w:t>
             </w:r>
           </w:p>
         </w:tc>
@@ -1120,66 +616,30 @@
         <w:tc>
           <w:tcPr>
             <w:tcW w:type="dxa" w:w="3010"/>
-            <w:shd w:val="clear" w:color="auto" w:fill="F8FAFC"/>
           </w:tcPr>
           <w:p>
-            <w:pPr>
-              <w:jc w:val="left"/>
-            </w:pPr>
             <w:r>
-              <w:rPr>
-                <w:rFonts w:ascii="Times New Roman" w:hAnsi="Times New Roman"/>
-                <w:b w:val="0"/>
-                <w:i w:val="0"/>
-                <w:color w:val="000000"/>
-                <w:sz w:val="26"/>
-                <w:rFonts w:ascii="Times New Roman" w:hAnsi="Times New Roman" w:cs="Times New Roman" w:eastAsia="Times New Roman"/>
-              </w:rPr>
-              <w:t>src/benchmark/create_realistic_dataset.py</w:t>
+              <w:t>src/benchmark/run_benchmark.py</w:t>
             </w:r>
           </w:p>
         </w:tc>
         <w:tc>
           <w:tcPr>
             <w:tcW w:type="dxa" w:w="3010"/>
-            <w:shd w:val="clear" w:color="auto" w:fill="F8FAFC"/>
           </w:tcPr>
           <w:p>
-            <w:pPr>
-              <w:jc w:val="left"/>
-            </w:pPr>
             <w:r>
-              <w:rPr>
-                <w:rFonts w:ascii="Times New Roman" w:hAnsi="Times New Roman"/>
-                <w:b w:val="0"/>
-                <w:i w:val="0"/>
-                <w:color w:val="000000"/>
-                <w:sz w:val="26"/>
-                <w:rFonts w:ascii="Times New Roman" w:hAnsi="Times New Roman" w:cs="Times New Roman" w:eastAsia="Times New Roman"/>
-              </w:rPr>
-              <w:t>Bộ sinh dữ liệu</w:t>
+              <w:t>Đo lường khoa học</w:t>
             </w:r>
           </w:p>
         </w:tc>
         <w:tc>
           <w:tcPr>
             <w:tcW w:type="dxa" w:w="3010"/>
-            <w:shd w:val="clear" w:color="auto" w:fill="F8FAFC"/>
           </w:tcPr>
           <w:p>
-            <w:pPr>
-              <w:jc w:val="left"/>
-            </w:pPr>
             <w:r>
-              <w:rPr>
-                <w:rFonts w:ascii="Times New Roman" w:hAnsi="Times New Roman"/>
-                <w:b w:val="0"/>
-                <w:i w:val="0"/>
-                <w:color w:val="000000"/>
-                <w:sz w:val="26"/>
-                <w:rFonts w:ascii="Times New Roman" w:hAnsi="Times New Roman" w:cs="Times New Roman" w:eastAsia="Times New Roman"/>
-              </w:rPr>
-              <w:t>Sinh 450 tệp tin doanh nghiệp thực tế với dung lượng 3.0 MB trên 15 định dạng gồm Word, Excel, PPTX, PDF, mã nguồn, SQL, log, config với cấu trúc phân cấp đa tầng.</w:t>
+              <w:t>Script benchmark độc lập đo 5 vòng lặp: full build, single-file verify, update (modify/add/delete trên bản sao tạm), storage và proof size, xuất kết quả ra JSON và CSV.</w:t>
             </w:r>
           </w:p>
         </w:tc>
@@ -1188,66 +648,30 @@
         <w:tc>
           <w:tcPr>
             <w:tcW w:type="dxa" w:w="3010"/>
-            <w:shd w:val="clear" w:color="auto" w:fill="FFFFFF"/>
           </w:tcPr>
           <w:p>
-            <w:pPr>
-              <w:jc w:val="left"/>
-            </w:pPr>
             <w:r>
-              <w:rPr>
-                <w:rFonts w:ascii="Times New Roman" w:hAnsi="Times New Roman"/>
-                <w:b w:val="0"/>
-                <w:i w:val="0"/>
-                <w:color w:val="000000"/>
-                <w:sz w:val="26"/>
-                <w:rFonts w:ascii="Times New Roman" w:hAnsi="Times New Roman" w:cs="Times New Roman" w:eastAsia="Times New Roman"/>
-              </w:rPr>
-              <w:t>src/benchmark/run_realistic_benchmark.py</w:t>
+              <w:t>src/benchmark/__init__.py</w:t>
             </w:r>
           </w:p>
         </w:tc>
         <w:tc>
           <w:tcPr>
             <w:tcW w:type="dxa" w:w="3010"/>
-            <w:shd w:val="clear" w:color="auto" w:fill="FFFFFF"/>
           </w:tcPr>
           <w:p>
-            <w:pPr>
-              <w:jc w:val="left"/>
-            </w:pPr>
             <w:r>
-              <w:rPr>
-                <w:rFonts w:ascii="Times New Roman" w:hAnsi="Times New Roman"/>
-                <w:b w:val="0"/>
-                <w:i w:val="0"/>
-                <w:color w:val="000000"/>
-                <w:sz w:val="26"/>
-                <w:rFonts w:ascii="Times New Roman" w:hAnsi="Times New Roman" w:cs="Times New Roman" w:eastAsia="Times New Roman"/>
-              </w:rPr>
-              <w:t>Đo lường khoa học</w:t>
+              <w:t>Gói mã nguồn</w:t>
             </w:r>
           </w:p>
         </w:tc>
         <w:tc>
           <w:tcPr>
             <w:tcW w:type="dxa" w:w="3010"/>
-            <w:shd w:val="clear" w:color="auto" w:fill="FFFFFF"/>
           </w:tcPr>
           <w:p>
-            <w:pPr>
-              <w:jc w:val="left"/>
-            </w:pPr>
             <w:r>
-              <w:rPr>
-                <w:rFonts w:ascii="Times New Roman" w:hAnsi="Times New Roman"/>
-                <w:b w:val="0"/>
-                <w:i w:val="0"/>
-                <w:color w:val="000000"/>
-                <w:sz w:val="26"/>
-                <w:rFonts w:ascii="Times New Roman" w:hAnsi="Times New Roman" w:cs="Times New Roman" w:eastAsia="Times New Roman"/>
-              </w:rPr>
-              <w:t>Thực thi đo lường 4 mô hình trên 450 tệp thực tế, đo CPU perf_counter 5 lần lặp độc lập, lưu dữ liệu JSON và xuất đồ thị PNG so sánh chi phí.</w:t>
+              <w:t>Khởi tạo gói benchmark.</w:t>
             </w:r>
           </w:p>
         </w:tc>
@@ -1256,66 +680,30 @@
         <w:tc>
           <w:tcPr>
             <w:tcW w:type="dxa" w:w="3010"/>
-            <w:shd w:val="clear" w:color="auto" w:fill="F8FAFC"/>
           </w:tcPr>
           <w:p>
-            <w:pPr>
-              <w:jc w:val="left"/>
-            </w:pPr>
             <w:r>
-              <w:rPr>
-                <w:rFonts w:ascii="Times New Roman" w:hAnsi="Times New Roman"/>
-                <w:b w:val="0"/>
-                <w:i w:val="0"/>
-                <w:color w:val="000000"/>
-                <w:sz w:val="26"/>
-                <w:rFonts w:ascii="Times New Roman" w:hAnsi="Times New Roman" w:cs="Times New Roman" w:eastAsia="Times New Roman"/>
-              </w:rPr>
-              <w:t>src/benchmark/dataset_generator.py</w:t>
+              <w:t>src/demo/web_demo.py</w:t>
             </w:r>
           </w:p>
         </w:tc>
         <w:tc>
           <w:tcPr>
             <w:tcW w:type="dxa" w:w="3010"/>
-            <w:shd w:val="clear" w:color="auto" w:fill="F8FAFC"/>
           </w:tcPr>
           <w:p>
-            <w:pPr>
-              <w:jc w:val="left"/>
-            </w:pPr>
             <w:r>
-              <w:rPr>
-                <w:rFonts w:ascii="Times New Roman" w:hAnsi="Times New Roman"/>
-                <w:b w:val="0"/>
-                <w:i w:val="0"/>
-                <w:color w:val="000000"/>
-                <w:sz w:val="26"/>
-                <w:rFonts w:ascii="Times New Roman" w:hAnsi="Times New Roman" w:cs="Times New Roman" w:eastAsia="Times New Roman"/>
-              </w:rPr>
-              <w:t>Bộ sinh dữ liệu</w:t>
+              <w:t>Giao diện tương tác</w:t>
             </w:r>
           </w:p>
         </w:tc>
         <w:tc>
           <w:tcPr>
             <w:tcW w:type="dxa" w:w="3010"/>
-            <w:shd w:val="clear" w:color="auto" w:fill="F8FAFC"/>
           </w:tcPr>
           <w:p>
-            <w:pPr>
-              <w:jc w:val="left"/>
-            </w:pPr>
             <w:r>
-              <w:rPr>
-                <w:rFonts w:ascii="Times New Roman" w:hAnsi="Times New Roman"/>
-                <w:b w:val="0"/>
-                <w:i w:val="0"/>
-                <w:color w:val="000000"/>
-                <w:sz w:val="26"/>
-                <w:rFonts w:ascii="Times New Roman" w:hAnsi="Times New Roman" w:cs="Times New Roman" w:eastAsia="Times New Roman"/>
-              </w:rPr>
-              <w:t>Sinh ma trận dữ liệu tổng hợp chuẩn hóa với các mốc quy mô N từ 50 đến 1.000 tệp tin.</w:t>
+              <w:t>Web Dashboard HTML/JS thuần tích hợp phòng thí nghiệm Live Demo và bảng trực quan hóa Benchmark Chart.js.</w:t>
             </w:r>
           </w:p>
         </w:tc>
@@ -1324,66 +712,30 @@
         <w:tc>
           <w:tcPr>
             <w:tcW w:type="dxa" w:w="3010"/>
-            <w:shd w:val="clear" w:color="auto" w:fill="FFFFFF"/>
           </w:tcPr>
           <w:p>
-            <w:pPr>
-              <w:jc w:val="left"/>
-            </w:pPr>
             <w:r>
-              <w:rPr>
-                <w:rFonts w:ascii="Times New Roman" w:hAnsi="Times New Roman"/>
-                <w:b w:val="0"/>
-                <w:i w:val="0"/>
-                <w:color w:val="000000"/>
-                <w:sz w:val="26"/>
-                <w:rFonts w:ascii="Times New Roman" w:hAnsi="Times New Roman" w:cs="Times New Roman" w:eastAsia="Times New Roman"/>
-              </w:rPr>
-              <w:t>src/benchmark/experiment_runner.py</w:t>
+              <w:t>src/tests/test_file_integrity.py</w:t>
             </w:r>
           </w:p>
         </w:tc>
         <w:tc>
           <w:tcPr>
             <w:tcW w:type="dxa" w:w="3010"/>
-            <w:shd w:val="clear" w:color="auto" w:fill="FFFFFF"/>
           </w:tcPr>
           <w:p>
-            <w:pPr>
-              <w:jc w:val="left"/>
-            </w:pPr>
             <w:r>
-              <w:rPr>
-                <w:rFonts w:ascii="Times New Roman" w:hAnsi="Times New Roman"/>
-                <w:b w:val="0"/>
-                <w:i w:val="0"/>
-                <w:color w:val="000000"/>
-                <w:sz w:val="26"/>
-                <w:rFonts w:ascii="Times New Roman" w:hAnsi="Times New Roman" w:cs="Times New Roman" w:eastAsia="Times New Roman"/>
-              </w:rPr>
-              <w:t>Đo lường khoa học</w:t>
+              <w:t>Kiểm thử tự động</w:t>
             </w:r>
           </w:p>
         </w:tc>
         <w:tc>
           <w:tcPr>
             <w:tcW w:type="dxa" w:w="3010"/>
-            <w:shd w:val="clear" w:color="auto" w:fill="FFFFFF"/>
           </w:tcPr>
           <w:p>
-            <w:pPr>
-              <w:jc w:val="left"/>
-            </w:pPr>
             <w:r>
-              <w:rPr>
-                <w:rFonts w:ascii="Times New Roman" w:hAnsi="Times New Roman"/>
-                <w:b w:val="0"/>
-                <w:i w:val="0"/>
-                <w:color w:val="000000"/>
-                <w:sz w:val="26"/>
-                <w:rFonts w:ascii="Times New Roman" w:hAnsi="Times New Roman" w:cs="Times New Roman" w:eastAsia="Times New Roman"/>
-              </w:rPr>
-              <w:t>Điều phối chuỗi thực nghiệm đo 3 loại chi phí: Verification time, Update cost, Storage overhead trên ma trận kích thước N.</w:t>
+              <w:t>Bộ 17 bài kiểm thử Unit Test độc lập kiểm định toàn bộ 4 mô hình, xác thực cập nhật tăng dần thực tế trên bản sao tạm, RFC 6962 và trường hợp biên.</w:t>
             </w:r>
           </w:p>
         </w:tc>
@@ -1392,66 +744,30 @@
         <w:tc>
           <w:tcPr>
             <w:tcW w:type="dxa" w:w="3010"/>
-            <w:shd w:val="clear" w:color="auto" w:fill="F8FAFC"/>
           </w:tcPr>
           <w:p>
-            <w:pPr>
-              <w:jc w:val="left"/>
-            </w:pPr>
             <w:r>
-              <w:rPr>
-                <w:rFonts w:ascii="Times New Roman" w:hAnsi="Times New Roman"/>
-                <w:b w:val="0"/>
-                <w:i w:val="0"/>
-                <w:color w:val="000000"/>
-                <w:sz w:val="26"/>
-                <w:rFonts w:ascii="Times New Roman" w:hAnsi="Times New Roman" w:cs="Times New Roman" w:eastAsia="Times New Roman"/>
-              </w:rPr>
-              <w:t>src/benchmark/visualize_results.py</w:t>
+              <w:t>src/tests/__init__.py</w:t>
             </w:r>
           </w:p>
         </w:tc>
         <w:tc>
           <w:tcPr>
             <w:tcW w:type="dxa" w:w="3010"/>
-            <w:shd w:val="clear" w:color="auto" w:fill="F8FAFC"/>
           </w:tcPr>
           <w:p>
-            <w:pPr>
-              <w:jc w:val="left"/>
-            </w:pPr>
             <w:r>
-              <w:rPr>
-                <w:rFonts w:ascii="Times New Roman" w:hAnsi="Times New Roman"/>
-                <w:b w:val="0"/>
-                <w:i w:val="0"/>
-                <w:color w:val="000000"/>
-                <w:sz w:val="26"/>
-                <w:rFonts w:ascii="Times New Roman" w:hAnsi="Times New Roman" w:cs="Times New Roman" w:eastAsia="Times New Roman"/>
-              </w:rPr>
-              <w:t>Trực quan hóa dữ liệu</w:t>
+              <w:t>Gói mã nguồn</w:t>
             </w:r>
           </w:p>
         </w:tc>
         <w:tc>
           <w:tcPr>
             <w:tcW w:type="dxa" w:w="3010"/>
-            <w:shd w:val="clear" w:color="auto" w:fill="F8FAFC"/>
           </w:tcPr>
           <w:p>
-            <w:pPr>
-              <w:jc w:val="left"/>
-            </w:pPr>
             <w:r>
-              <w:rPr>
-                <w:rFonts w:ascii="Times New Roman" w:hAnsi="Times New Roman"/>
-                <w:b w:val="0"/>
-                <w:i w:val="0"/>
-                <w:color w:val="000000"/>
-                <w:sz w:val="26"/>
-                <w:rFonts w:ascii="Times New Roman" w:hAnsi="Times New Roman" w:cs="Times New Roman" w:eastAsia="Times New Roman"/>
-              </w:rPr>
-              <w:t>Module kết xuất đồ thị trực quan hóa kết quả đo lường thực nghiệm bằng Matplotlib.</w:t>
+              <w:t>Khởi tạo gói tests.</w:t>
             </w:r>
           </w:p>
         </w:tc>
@@ -1460,66 +776,30 @@
         <w:tc>
           <w:tcPr>
             <w:tcW w:type="dxa" w:w="3010"/>
-            <w:shd w:val="clear" w:color="auto" w:fill="FFFFFF"/>
           </w:tcPr>
           <w:p>
-            <w:pPr>
-              <w:jc w:val="left"/>
-            </w:pPr>
             <w:r>
-              <w:rPr>
-                <w:rFonts w:ascii="Times New Roman" w:hAnsi="Times New Roman"/>
-                <w:b w:val="0"/>
-                <w:i w:val="0"/>
-                <w:color w:val="000000"/>
-                <w:sz w:val="26"/>
-                <w:rFonts w:ascii="Times New Roman" w:hAnsi="Times New Roman" w:cs="Times New Roman" w:eastAsia="Times New Roman"/>
-              </w:rPr>
-              <w:t>src/benchmark/run_benchmark_cli.py</w:t>
+              <w:t>results/benchmark_results.json</w:t>
             </w:r>
           </w:p>
         </w:tc>
         <w:tc>
           <w:tcPr>
             <w:tcW w:type="dxa" w:w="3010"/>
-            <w:shd w:val="clear" w:color="auto" w:fill="FFFFFF"/>
           </w:tcPr>
           <w:p>
-            <w:pPr>
-              <w:jc w:val="left"/>
-            </w:pPr>
             <w:r>
-              <w:rPr>
-                <w:rFonts w:ascii="Times New Roman" w:hAnsi="Times New Roman"/>
-                <w:b w:val="0"/>
-                <w:i w:val="0"/>
-                <w:color w:val="000000"/>
-                <w:sz w:val="26"/>
-                <w:rFonts w:ascii="Times New Roman" w:hAnsi="Times New Roman" w:cs="Times New Roman" w:eastAsia="Times New Roman"/>
-              </w:rPr>
-              <w:t>Giao diện kiểm thử</w:t>
+              <w:t>Dữ liệu thực nghiệm</w:t>
             </w:r>
           </w:p>
         </w:tc>
         <w:tc>
           <w:tcPr>
             <w:tcW w:type="dxa" w:w="3010"/>
-            <w:shd w:val="clear" w:color="auto" w:fill="FFFFFF"/>
           </w:tcPr>
           <w:p>
-            <w:pPr>
-              <w:jc w:val="left"/>
-            </w:pPr>
             <w:r>
-              <w:rPr>
-                <w:rFonts w:ascii="Times New Roman" w:hAnsi="Times New Roman"/>
-                <w:b w:val="0"/>
-                <w:i w:val="0"/>
-                <w:color w:val="000000"/>
-                <w:sz w:val="26"/>
-                <w:rFonts w:ascii="Times New Roman" w:hAnsi="Times New Roman" w:cs="Times New Roman" w:eastAsia="Times New Roman"/>
-              </w:rPr>
-              <w:t>CLI điều khiển chạy đo đạc benchmark nhanh cho người dùng.</w:t>
+              <w:t>Dữ liệu benchmark gốc kèm thông số môi trường phần cứng và phân phối thống kê truy nguyên được.</w:t>
             </w:r>
           </w:p>
         </w:tc>
@@ -1528,66 +808,30 @@
         <w:tc>
           <w:tcPr>
             <w:tcW w:type="dxa" w:w="3010"/>
-            <w:shd w:val="clear" w:color="auto" w:fill="F8FAFC"/>
           </w:tcPr>
           <w:p>
-            <w:pPr>
-              <w:jc w:val="left"/>
-            </w:pPr>
             <w:r>
-              <w:rPr>
-                <w:rFonts w:ascii="Times New Roman" w:hAnsi="Times New Roman"/>
-                <w:b w:val="0"/>
-                <w:i w:val="0"/>
-                <w:color w:val="000000"/>
-                <w:sz w:val="26"/>
-                <w:rFonts w:ascii="Times New Roman" w:hAnsi="Times New Roman" w:cs="Times New Roman" w:eastAsia="Times New Roman"/>
-              </w:rPr>
-              <w:t>src/benchmark/__init__.py</w:t>
+              <w:t>results/benchmark_results.csv</w:t>
             </w:r>
           </w:p>
         </w:tc>
         <w:tc>
           <w:tcPr>
             <w:tcW w:type="dxa" w:w="3010"/>
-            <w:shd w:val="clear" w:color="auto" w:fill="F8FAFC"/>
           </w:tcPr>
           <w:p>
-            <w:pPr>
-              <w:jc w:val="left"/>
-            </w:pPr>
             <w:r>
-              <w:rPr>
-                <w:rFonts w:ascii="Times New Roman" w:hAnsi="Times New Roman"/>
-                <w:b w:val="0"/>
-                <w:i w:val="0"/>
-                <w:color w:val="000000"/>
-                <w:sz w:val="26"/>
-                <w:rFonts w:ascii="Times New Roman" w:hAnsi="Times New Roman" w:cs="Times New Roman" w:eastAsia="Times New Roman"/>
-              </w:rPr>
-              <w:t>Gói mã nguồn</w:t>
+              <w:t>Dữ liệu thực nghiệm</w:t>
             </w:r>
           </w:p>
         </w:tc>
         <w:tc>
           <w:tcPr>
             <w:tcW w:type="dxa" w:w="3010"/>
-            <w:shd w:val="clear" w:color="auto" w:fill="F8FAFC"/>
           </w:tcPr>
           <w:p>
-            <w:pPr>
-              <w:jc w:val="left"/>
-            </w:pPr>
             <w:r>
-              <w:rPr>
-                <w:rFonts w:ascii="Times New Roman" w:hAnsi="Times New Roman"/>
-                <w:b w:val="0"/>
-                <w:i w:val="0"/>
-                <w:color w:val="000000"/>
-                <w:sz w:val="26"/>
-                <w:rFonts w:ascii="Times New Roman" w:hAnsi="Times New Roman" w:cs="Times New Roman" w:eastAsia="Times New Roman"/>
-              </w:rPr>
-              <w:t>Khai báo gói module thực nghiệm và benchmark.</w:t>
+              <w:t>Bảng dữ liệu định dạng CSV phục vụ thẩm định và tái lập số liệu độc lập.</w:t>
             </w:r>
           </w:p>
         </w:tc>
@@ -1596,66 +840,30 @@
         <w:tc>
           <w:tcPr>
             <w:tcW w:type="dxa" w:w="3010"/>
-            <w:shd w:val="clear" w:color="auto" w:fill="FFFFFF"/>
           </w:tcPr>
           <w:p>
-            <w:pPr>
-              <w:jc w:val="left"/>
-            </w:pPr>
             <w:r>
-              <w:rPr>
-                <w:rFonts w:ascii="Times New Roman" w:hAnsi="Times New Roman"/>
-                <w:b w:val="0"/>
-                <w:i w:val="0"/>
-                <w:color w:val="000000"/>
-                <w:sz w:val="26"/>
-                <w:rFonts w:ascii="Times New Roman" w:hAnsi="Times New Roman" w:cs="Times New Roman" w:eastAsia="Times New Roman"/>
-              </w:rPr>
-              <w:t>src/demo/web_demo.py</w:t>
+              <w:t>docs/generate_slides.py</w:t>
             </w:r>
           </w:p>
         </w:tc>
         <w:tc>
           <w:tcPr>
             <w:tcW w:type="dxa" w:w="3010"/>
-            <w:shd w:val="clear" w:color="auto" w:fill="FFFFFF"/>
           </w:tcPr>
           <w:p>
-            <w:pPr>
-              <w:jc w:val="left"/>
-            </w:pPr>
             <w:r>
-              <w:rPr>
-                <w:rFonts w:ascii="Times New Roman" w:hAnsi="Times New Roman"/>
-                <w:b w:val="0"/>
-                <w:i w:val="0"/>
-                <w:color w:val="000000"/>
-                <w:sz w:val="26"/>
-                <w:rFonts w:ascii="Times New Roman" w:hAnsi="Times New Roman" w:cs="Times New Roman" w:eastAsia="Times New Roman"/>
-              </w:rPr>
-              <w:t>Giao diện tương tác</w:t>
+              <w:t>Công cụ báo cáo</w:t>
             </w:r>
           </w:p>
         </w:tc>
         <w:tc>
           <w:tcPr>
             <w:tcW w:type="dxa" w:w="3010"/>
-            <w:shd w:val="clear" w:color="auto" w:fill="FFFFFF"/>
           </w:tcPr>
           <w:p>
-            <w:pPr>
-              <w:jc w:val="left"/>
-            </w:pPr>
             <w:r>
-              <w:rPr>
-                <w:rFonts w:ascii="Times New Roman" w:hAnsi="Times New Roman"/>
-                <w:b w:val="0"/>
-                <w:i w:val="0"/>
-                <w:color w:val="000000"/>
-                <w:sz w:val="26"/>
-                <w:rFonts w:ascii="Times New Roman" w:hAnsi="Times New Roman" w:cs="Times New Roman" w:eastAsia="Times New Roman"/>
-              </w:rPr>
-              <w:t>Web Dashboard trực quan chạy trên nền Python HTTP Server tại cổng 8080, tích hợp giao diện Kẻ tấn công và Trung tâm giám sát phòng thủ toàn vẹn.</w:t>
+              <w:t>Mã nguồn tự động hóa sinh bộ slide thuyết trình PowerPoint học thuật 16:9.</w:t>
             </w:r>
           </w:p>
         </w:tc>
@@ -1664,66 +872,30 @@
         <w:tc>
           <w:tcPr>
             <w:tcW w:type="dxa" w:w="3010"/>
-            <w:shd w:val="clear" w:color="auto" w:fill="F8FAFC"/>
           </w:tcPr>
           <w:p>
-            <w:pPr>
-              <w:jc w:val="left"/>
-            </w:pPr>
             <w:r>
-              <w:rPr>
-                <w:rFonts w:ascii="Times New Roman" w:hAnsi="Times New Roman"/>
-                <w:b w:val="0"/>
-                <w:i w:val="0"/>
-                <w:color w:val="000000"/>
-                <w:sz w:val="26"/>
-                <w:rFonts w:ascii="Times New Roman" w:hAnsi="Times New Roman" w:cs="Times New Roman" w:eastAsia="Times New Roman"/>
-              </w:rPr>
-              <w:t>src/demo/cli_demo.py</w:t>
+              <w:t>docs/Bao_Cao_Giua_Ky_DT05.pptx</w:t>
             </w:r>
           </w:p>
         </w:tc>
         <w:tc>
           <w:tcPr>
             <w:tcW w:type="dxa" w:w="3010"/>
-            <w:shd w:val="clear" w:color="auto" w:fill="F8FAFC"/>
           </w:tcPr>
           <w:p>
-            <w:pPr>
-              <w:jc w:val="left"/>
-            </w:pPr>
             <w:r>
-              <w:rPr>
-                <w:rFonts w:ascii="Times New Roman" w:hAnsi="Times New Roman"/>
-                <w:b w:val="0"/>
-                <w:i w:val="0"/>
-                <w:color w:val="000000"/>
-                <w:sz w:val="26"/>
-                <w:rFonts w:ascii="Times New Roman" w:hAnsi="Times New Roman" w:cs="Times New Roman" w:eastAsia="Times New Roman"/>
-              </w:rPr>
-              <w:t>Giao diện tương tác</w:t>
+              <w:t>Bài trình bày</w:t>
             </w:r>
           </w:p>
         </w:tc>
         <w:tc>
           <w:tcPr>
             <w:tcW w:type="dxa" w:w="3010"/>
-            <w:shd w:val="clear" w:color="auto" w:fill="F8FAFC"/>
           </w:tcPr>
           <w:p>
-            <w:pPr>
-              <w:jc w:val="left"/>
-            </w:pPr>
             <w:r>
-              <w:rPr>
-                <w:rFonts w:ascii="Times New Roman" w:hAnsi="Times New Roman"/>
-                <w:b w:val="0"/>
-                <w:i w:val="0"/>
-                <w:color w:val="000000"/>
-                <w:sz w:val="26"/>
-                <w:rFonts w:ascii="Times New Roman" w:hAnsi="Times New Roman" w:cs="Times New Roman" w:eastAsia="Times New Roman"/>
-              </w:rPr>
-              <w:t>Giao diện dòng lệnh Menu 9 chức năng phục vụ thao tác kiểm chứng nhanh chóng.</w:t>
+              <w:t>Bộ slide thuyết trình PowerPoint 16:9 chuẩn học thuật.</w:t>
             </w:r>
           </w:p>
         </w:tc>
@@ -1732,66 +904,30 @@
         <w:tc>
           <w:tcPr>
             <w:tcW w:type="dxa" w:w="3010"/>
-            <w:shd w:val="clear" w:color="auto" w:fill="FFFFFF"/>
           </w:tcPr>
           <w:p>
-            <w:pPr>
-              <w:jc w:val="left"/>
-            </w:pPr>
             <w:r>
-              <w:rPr>
-                <w:rFonts w:ascii="Times New Roman" w:hAnsi="Times New Roman"/>
-                <w:b w:val="0"/>
-                <w:i w:val="0"/>
-                <w:color w:val="000000"/>
-                <w:sz w:val="26"/>
-                <w:rFonts w:ascii="Times New Roman" w:hAnsi="Times New Roman" w:cs="Times New Roman" w:eastAsia="Times New Roman"/>
-              </w:rPr>
-              <w:t>src/tests/test_baselines.py</w:t>
+              <w:t>docs/Bao_Cao_Tong_Hop_Giua_Ky_DT005.docx</w:t>
             </w:r>
           </w:p>
         </w:tc>
         <w:tc>
           <w:tcPr>
             <w:tcW w:type="dxa" w:w="3010"/>
-            <w:shd w:val="clear" w:color="auto" w:fill="FFFFFF"/>
           </w:tcPr>
           <w:p>
-            <w:pPr>
-              <w:jc w:val="left"/>
-            </w:pPr>
             <w:r>
-              <w:rPr>
-                <w:rFonts w:ascii="Times New Roman" w:hAnsi="Times New Roman"/>
-                <w:b w:val="0"/>
-                <w:i w:val="0"/>
-                <w:color w:val="000000"/>
-                <w:sz w:val="26"/>
-                <w:rFonts w:ascii="Times New Roman" w:hAnsi="Times New Roman" w:cs="Times New Roman" w:eastAsia="Times New Roman"/>
-              </w:rPr>
-              <w:t>Kiểm thử tự động</w:t>
+              <w:t>Tài liệu thuyết minh</w:t>
             </w:r>
           </w:p>
         </w:tc>
         <w:tc>
           <w:tcPr>
             <w:tcW w:type="dxa" w:w="3010"/>
-            <w:shd w:val="clear" w:color="auto" w:fill="FFFFFF"/>
           </w:tcPr>
           <w:p>
-            <w:pPr>
-              <w:jc w:val="left"/>
-            </w:pPr>
             <w:r>
-              <w:rPr>
-                <w:rFonts w:ascii="Times New Roman" w:hAnsi="Times New Roman"/>
-                <w:b w:val="0"/>
-                <w:i w:val="0"/>
-                <w:color w:val="000000"/>
-                <w:sz w:val="26"/>
-                <w:rFonts w:ascii="Times New Roman" w:hAnsi="Times New Roman" w:cs="Times New Roman" w:eastAsia="Times New Roman"/>
-              </w:rPr>
-              <w:t>Unit test kiểm tra tính đúng đắn của 3 mô hình cơ sở Flat SHA-256, HMAC, Standard Merkle Tree.</w:t>
+              <w:t>Báo cáo tổng hợp giữa kỳ tích hợp kết quả thực nghiệm trên 1.000 tệp.</w:t>
             </w:r>
           </w:p>
         </w:tc>
@@ -1800,66 +936,30 @@
         <w:tc>
           <w:tcPr>
             <w:tcW w:type="dxa" w:w="3010"/>
-            <w:shd w:val="clear" w:color="auto" w:fill="F8FAFC"/>
           </w:tcPr>
           <w:p>
-            <w:pPr>
-              <w:jc w:val="left"/>
-            </w:pPr>
             <w:r>
-              <w:rPr>
-                <w:rFonts w:ascii="Times New Roman" w:hAnsi="Times New Roman"/>
-                <w:b w:val="0"/>
-                <w:i w:val="0"/>
-                <w:color w:val="000000"/>
-                <w:sz w:val="26"/>
-                <w:rFonts w:ascii="Times New Roman" w:hAnsi="Times New Roman" w:cs="Times New Roman" w:eastAsia="Times New Roman"/>
-              </w:rPr>
-              <w:t>src/tests/test_proposed.py</w:t>
+              <w:t>docs/Mo_Ta_Yeu_Cau_Va_Ke_Hoach_Thuc_Hien.docx</w:t>
             </w:r>
           </w:p>
         </w:tc>
         <w:tc>
           <w:tcPr>
             <w:tcW w:type="dxa" w:w="3010"/>
-            <w:shd w:val="clear" w:color="auto" w:fill="F8FAFC"/>
           </w:tcPr>
           <w:p>
-            <w:pPr>
-              <w:jc w:val="left"/>
-            </w:pPr>
             <w:r>
-              <w:rPr>
-                <w:rFonts w:ascii="Times New Roman" w:hAnsi="Times New Roman"/>
-                <w:b w:val="0"/>
-                <w:i w:val="0"/>
-                <w:color w:val="000000"/>
-                <w:sz w:val="26"/>
-                <w:rFonts w:ascii="Times New Roman" w:hAnsi="Times New Roman" w:cs="Times New Roman" w:eastAsia="Times New Roman"/>
-              </w:rPr>
-              <w:t>Kiểm thử tự động</w:t>
+              <w:t>Tài liệu thuyết minh</w:t>
             </w:r>
           </w:p>
         </w:tc>
         <w:tc>
           <w:tcPr>
             <w:tcW w:type="dxa" w:w="3010"/>
-            <w:shd w:val="clear" w:color="auto" w:fill="F8FAFC"/>
           </w:tcPr>
           <w:p>
-            <w:pPr>
-              <w:jc w:val="left"/>
-            </w:pPr>
             <w:r>
-              <w:rPr>
-                <w:rFonts w:ascii="Times New Roman" w:hAnsi="Times New Roman"/>
-                <w:b w:val="0"/>
-                <w:i w:val="0"/>
-                <w:color w:val="000000"/>
-                <w:sz w:val="26"/>
-                <w:rFonts w:ascii="Times New Roman" w:hAnsi="Times New Roman" w:cs="Times New Roman" w:eastAsia="Times New Roman"/>
-              </w:rPr>
-              <w:t>Unit test cho mô hình HD-MerkleTree, cơ chế Dirty-Path Propagation, In-Memory Caching và RFC 6962.</w:t>
+              <w:t>Đặc tả yêu cầu kỹ thuật và kế hoạch triển khai.</w:t>
             </w:r>
           </w:p>
         </w:tc>
@@ -1868,66 +968,30 @@
         <w:tc>
           <w:tcPr>
             <w:tcW w:type="dxa" w:w="3010"/>
-            <w:shd w:val="clear" w:color="auto" w:fill="FFFFFF"/>
           </w:tcPr>
           <w:p>
-            <w:pPr>
-              <w:jc w:val="left"/>
-            </w:pPr>
             <w:r>
-              <w:rPr>
-                <w:rFonts w:ascii="Times New Roman" w:hAnsi="Times New Roman"/>
-                <w:b w:val="0"/>
-                <w:i w:val="0"/>
-                <w:color w:val="000000"/>
-                <w:sz w:val="26"/>
-                <w:rFonts w:ascii="Times New Roman" w:hAnsi="Times New Roman" w:cs="Times New Roman" w:eastAsia="Times New Roman"/>
-              </w:rPr>
-              <w:t>src/tests/test_batch_proofs.py</w:t>
+              <w:t>docs/Thiet_Ke_Kien_Truc_Va_Giai_Thuat.docx</w:t>
             </w:r>
           </w:p>
         </w:tc>
         <w:tc>
           <w:tcPr>
             <w:tcW w:type="dxa" w:w="3010"/>
-            <w:shd w:val="clear" w:color="auto" w:fill="FFFFFF"/>
           </w:tcPr>
           <w:p>
-            <w:pPr>
-              <w:jc w:val="left"/>
-            </w:pPr>
             <w:r>
-              <w:rPr>
-                <w:rFonts w:ascii="Times New Roman" w:hAnsi="Times New Roman"/>
-                <w:b w:val="0"/>
-                <w:i w:val="0"/>
-                <w:color w:val="000000"/>
-                <w:sz w:val="26"/>
-                <w:rFonts w:ascii="Times New Roman" w:hAnsi="Times New Roman" w:cs="Times New Roman" w:eastAsia="Times New Roman"/>
-              </w:rPr>
-              <w:t>Kiểm thử tự động</w:t>
+              <w:t>Tài liệu thuyết minh</w:t>
             </w:r>
           </w:p>
         </w:tc>
         <w:tc>
           <w:tcPr>
             <w:tcW w:type="dxa" w:w="3010"/>
-            <w:shd w:val="clear" w:color="auto" w:fill="FFFFFF"/>
           </w:tcPr>
           <w:p>
-            <w:pPr>
-              <w:jc w:val="left"/>
-            </w:pPr>
             <w:r>
-              <w:rPr>
-                <w:rFonts w:ascii="Times New Roman" w:hAnsi="Times New Roman"/>
-                <w:b w:val="0"/>
-                <w:i w:val="0"/>
-                <w:color w:val="000000"/>
-                <w:sz w:val="26"/>
-                <w:rFonts w:ascii="Times New Roman" w:hAnsi="Times New Roman" w:cs="Times New Roman" w:eastAsia="Times New Roman"/>
-              </w:rPr>
-              <w:t>Unit test cho cơ chế bằng chứng rút gọn Compact Proof và Batch Multi-Proof.</w:t>
+              <w:t>Đặc tả kiến trúc kỹ thuật và giải thuật toán học.</w:t>
             </w:r>
           </w:p>
         </w:tc>
@@ -1936,383 +1000,19 @@
         <w:tc>
           <w:tcPr>
             <w:tcW w:type="dxa" w:w="3010"/>
-            <w:shd w:val="clear" w:color="auto" w:fill="F8FAFC"/>
           </w:tcPr>
           <w:p>
-            <w:pPr>
-              <w:jc w:val="left"/>
-            </w:pPr>
             <w:r>
-              <w:rPr>
-                <w:rFonts w:ascii="Times New Roman" w:hAnsi="Times New Roman"/>
-                <w:b w:val="0"/>
-                <w:i w:val="0"/>
-                <w:color w:val="000000"/>
-                <w:sz w:val="26"/>
-                <w:rFonts w:ascii="Times New Roman" w:hAnsi="Times New Roman" w:cs="Times New Roman" w:eastAsia="Times New Roman"/>
-              </w:rPr>
-              <w:t>src/tests/test_security_attacks.py</w:t>
+              <w:t>docs/Dich_Thuat_Va_Tai_Lap_Bai_Bao.docx</w:t>
             </w:r>
           </w:p>
         </w:tc>
         <w:tc>
           <w:tcPr>
             <w:tcW w:type="dxa" w:w="3010"/>
-            <w:shd w:val="clear" w:color="auto" w:fill="F8FAFC"/>
           </w:tcPr>
           <w:p>
-            <w:pPr>
-              <w:jc w:val="left"/>
-            </w:pPr>
             <w:r>
-              <w:rPr>
-                <w:rFonts w:ascii="Times New Roman" w:hAnsi="Times New Roman"/>
-                <w:b w:val="0"/>
-                <w:i w:val="0"/>
-                <w:color w:val="000000"/>
-                <w:sz w:val="26"/>
-                <w:rFonts w:ascii="Times New Roman" w:hAnsi="Times New Roman" w:cs="Times New Roman" w:eastAsia="Times New Roman"/>
-              </w:rPr>
-              <w:t>Kiểm thử bảo mật</w:t>
-            </w:r>
-          </w:p>
-        </w:tc>
-        <w:tc>
-          <w:tcPr>
-            <w:tcW w:type="dxa" w:w="3010"/>
-            <w:shd w:val="clear" w:color="auto" w:fill="F8FAFC"/>
-          </w:tcPr>
-          <w:p>
-            <w:pPr>
-              <w:jc w:val="left"/>
-            </w:pPr>
-            <w:r>
-              <w:rPr>
-                <w:rFonts w:ascii="Times New Roman" w:hAnsi="Times New Roman"/>
-                <w:b w:val="0"/>
-                <w:i w:val="0"/>
-                <w:color w:val="000000"/>
-                <w:sz w:val="26"/>
-                <w:rFonts w:ascii="Times New Roman" w:hAnsi="Times New Roman" w:cs="Times New Roman" w:eastAsia="Times New Roman"/>
-              </w:rPr>
-              <w:t>Mô phỏng 4 kịch bản tấn công an toàn thông tin gồm Bit-flip, File Injection, Silent Deletion, Second-Preimage Attack với tỷ lệ phát hiện đạt 100%.</w:t>
-            </w:r>
-          </w:p>
-        </w:tc>
-      </w:tr>
-      <w:tr>
-        <w:tc>
-          <w:tcPr>
-            <w:tcW w:type="dxa" w:w="3010"/>
-            <w:shd w:val="clear" w:color="auto" w:fill="FFFFFF"/>
-          </w:tcPr>
-          <w:p>
-            <w:pPr>
-              <w:jc w:val="left"/>
-            </w:pPr>
-            <w:r>
-              <w:rPr>
-                <w:rFonts w:ascii="Times New Roman" w:hAnsi="Times New Roman"/>
-                <w:b w:val="0"/>
-                <w:i w:val="0"/>
-                <w:color w:val="000000"/>
-                <w:sz w:val="26"/>
-                <w:rFonts w:ascii="Times New Roman" w:hAnsi="Times New Roman" w:cs="Times New Roman" w:eastAsia="Times New Roman"/>
-              </w:rPr>
-              <w:t>src/tests/__init__.py</w:t>
-            </w:r>
-          </w:p>
-        </w:tc>
-        <w:tc>
-          <w:tcPr>
-            <w:tcW w:type="dxa" w:w="3010"/>
-            <w:shd w:val="clear" w:color="auto" w:fill="FFFFFF"/>
-          </w:tcPr>
-          <w:p>
-            <w:pPr>
-              <w:jc w:val="left"/>
-            </w:pPr>
-            <w:r>
-              <w:rPr>
-                <w:rFonts w:ascii="Times New Roman" w:hAnsi="Times New Roman"/>
-                <w:b w:val="0"/>
-                <w:i w:val="0"/>
-                <w:color w:val="000000"/>
-                <w:sz w:val="26"/>
-                <w:rFonts w:ascii="Times New Roman" w:hAnsi="Times New Roman" w:cs="Times New Roman" w:eastAsia="Times New Roman"/>
-              </w:rPr>
-              <w:t>Gói mã nguồn</w:t>
-            </w:r>
-          </w:p>
-        </w:tc>
-        <w:tc>
-          <w:tcPr>
-            <w:tcW w:type="dxa" w:w="3010"/>
-            <w:shd w:val="clear" w:color="auto" w:fill="FFFFFF"/>
-          </w:tcPr>
-          <w:p>
-            <w:pPr>
-              <w:jc w:val="left"/>
-            </w:pPr>
-            <w:r>
-              <w:rPr>
-                <w:rFonts w:ascii="Times New Roman" w:hAnsi="Times New Roman"/>
-                <w:b w:val="0"/>
-                <w:i w:val="0"/>
-                <w:color w:val="000000"/>
-                <w:sz w:val="26"/>
-                <w:rFonts w:ascii="Times New Roman" w:hAnsi="Times New Roman" w:cs="Times New Roman" w:eastAsia="Times New Roman"/>
-              </w:rPr>
-              <w:t>Khai báo gói kiểm thử tự động của hệ thống.</w:t>
-            </w:r>
-          </w:p>
-        </w:tc>
-      </w:tr>
-      <w:tr>
-        <w:tc>
-          <w:tcPr>
-            <w:tcW w:type="dxa" w:w="3010"/>
-            <w:shd w:val="clear" w:color="auto" w:fill="F8FAFC"/>
-          </w:tcPr>
-          <w:p>
-            <w:pPr>
-              <w:jc w:val="left"/>
-            </w:pPr>
-            <w:r>
-              <w:rPr>
-                <w:rFonts w:ascii="Times New Roman" w:hAnsi="Times New Roman"/>
-                <w:b w:val="0"/>
-                <w:i w:val="0"/>
-                <w:color w:val="000000"/>
-                <w:sz w:val="26"/>
-                <w:rFonts w:ascii="Times New Roman" w:hAnsi="Times New Roman" w:cs="Times New Roman" w:eastAsia="Times New Roman"/>
-              </w:rPr>
-              <w:t>slides/tao_slide_pptx.py</w:t>
-            </w:r>
-          </w:p>
-        </w:tc>
-        <w:tc>
-          <w:tcPr>
-            <w:tcW w:type="dxa" w:w="3010"/>
-            <w:shd w:val="clear" w:color="auto" w:fill="F8FAFC"/>
-          </w:tcPr>
-          <w:p>
-            <w:pPr>
-              <w:jc w:val="left"/>
-            </w:pPr>
-            <w:r>
-              <w:rPr>
-                <w:rFonts w:ascii="Times New Roman" w:hAnsi="Times New Roman"/>
-                <w:b w:val="0"/>
-                <w:i w:val="0"/>
-                <w:color w:val="000000"/>
-                <w:sz w:val="26"/>
-                <w:rFonts w:ascii="Times New Roman" w:hAnsi="Times New Roman" w:cs="Times New Roman" w:eastAsia="Times New Roman"/>
-              </w:rPr>
-              <w:t>Công cụ báo cáo</w:t>
-            </w:r>
-          </w:p>
-        </w:tc>
-        <w:tc>
-          <w:tcPr>
-            <w:tcW w:type="dxa" w:w="3010"/>
-            <w:shd w:val="clear" w:color="auto" w:fill="F8FAFC"/>
-          </w:tcPr>
-          <w:p>
-            <w:pPr>
-              <w:jc w:val="left"/>
-            </w:pPr>
-            <w:r>
-              <w:rPr>
-                <w:rFonts w:ascii="Times New Roman" w:hAnsi="Times New Roman"/>
-                <w:b w:val="0"/>
-                <w:i w:val="0"/>
-                <w:color w:val="000000"/>
-                <w:sz w:val="26"/>
-                <w:rFonts w:ascii="Times New Roman" w:hAnsi="Times New Roman" w:cs="Times New Roman" w:eastAsia="Times New Roman"/>
-              </w:rPr>
-              <w:t>Kịch bản tự động thiết kế và kết xuất bài thuyết trình PowerPoint chuẩn mực 10 slide phục vụ báo cáo.</w:t>
-            </w:r>
-          </w:p>
-        </w:tc>
-      </w:tr>
-      <w:tr>
-        <w:tc>
-          <w:tcPr>
-            <w:tcW w:type="dxa" w:w="3010"/>
-            <w:shd w:val="clear" w:color="auto" w:fill="FFFFFF"/>
-          </w:tcPr>
-          <w:p>
-            <w:pPr>
-              <w:jc w:val="left"/>
-            </w:pPr>
-            <w:r>
-              <w:rPr>
-                <w:rFonts w:ascii="Times New Roman" w:hAnsi="Times New Roman"/>
-                <w:b w:val="0"/>
-                <w:i w:val="0"/>
-                <w:color w:val="000000"/>
-                <w:sz w:val="26"/>
-                <w:rFonts w:ascii="Times New Roman" w:hAnsi="Times New Roman" w:cs="Times New Roman" w:eastAsia="Times New Roman"/>
-              </w:rPr>
-              <w:t>slides/Bao_Cao_Giua_Ky_DT05.pptx</w:t>
-            </w:r>
-          </w:p>
-        </w:tc>
-        <w:tc>
-          <w:tcPr>
-            <w:tcW w:type="dxa" w:w="3010"/>
-            <w:shd w:val="clear" w:color="auto" w:fill="FFFFFF"/>
-          </w:tcPr>
-          <w:p>
-            <w:pPr>
-              <w:jc w:val="left"/>
-            </w:pPr>
-            <w:r>
-              <w:rPr>
-                <w:rFonts w:ascii="Times New Roman" w:hAnsi="Times New Roman"/>
-                <w:b w:val="0"/>
-                <w:i w:val="0"/>
-                <w:color w:val="000000"/>
-                <w:sz w:val="26"/>
-                <w:rFonts w:ascii="Times New Roman" w:hAnsi="Times New Roman" w:cs="Times New Roman" w:eastAsia="Times New Roman"/>
-              </w:rPr>
-              <w:t>Bài trình bày</w:t>
-            </w:r>
-          </w:p>
-        </w:tc>
-        <w:tc>
-          <w:tcPr>
-            <w:tcW w:type="dxa" w:w="3010"/>
-            <w:shd w:val="clear" w:color="auto" w:fill="FFFFFF"/>
-          </w:tcPr>
-          <w:p>
-            <w:pPr>
-              <w:jc w:val="left"/>
-            </w:pPr>
-            <w:r>
-              <w:rPr>
-                <w:rFonts w:ascii="Times New Roman" w:hAnsi="Times New Roman"/>
-                <w:b w:val="0"/>
-                <w:i w:val="0"/>
-                <w:color w:val="000000"/>
-                <w:sz w:val="26"/>
-                <w:rFonts w:ascii="Times New Roman" w:hAnsi="Times New Roman" w:cs="Times New Roman" w:eastAsia="Times New Roman"/>
-              </w:rPr>
-              <w:t>Tệp bài thuyết trình PowerPoint chính thức phục vụ báo cáo bảo vệ trước Hội đồng Giảng viên.</w:t>
-            </w:r>
-          </w:p>
-        </w:tc>
-      </w:tr>
-      <w:tr>
-        <w:tc>
-          <w:tcPr>
-            <w:tcW w:type="dxa" w:w="3010"/>
-            <w:shd w:val="clear" w:color="auto" w:fill="F8FAFC"/>
-          </w:tcPr>
-          <w:p>
-            <w:pPr>
-              <w:jc w:val="left"/>
-            </w:pPr>
-            <w:r>
-              <w:rPr>
-                <w:rFonts w:ascii="Times New Roman" w:hAnsi="Times New Roman"/>
-                <w:b w:val="0"/>
-                <w:i w:val="0"/>
-                <w:color w:val="000000"/>
-                <w:sz w:val="26"/>
-                <w:rFonts w:ascii="Times New Roman" w:hAnsi="Times New Roman" w:cs="Times New Roman" w:eastAsia="Times New Roman"/>
-              </w:rPr>
-              <w:t>slides/slide_presentation.html</w:t>
-            </w:r>
-          </w:p>
-        </w:tc>
-        <w:tc>
-          <w:tcPr>
-            <w:tcW w:type="dxa" w:w="3010"/>
-            <w:shd w:val="clear" w:color="auto" w:fill="F8FAFC"/>
-          </w:tcPr>
-          <w:p>
-            <w:pPr>
-              <w:jc w:val="left"/>
-            </w:pPr>
-            <w:r>
-              <w:rPr>
-                <w:rFonts w:ascii="Times New Roman" w:hAnsi="Times New Roman"/>
-                <w:b w:val="0"/>
-                <w:i w:val="0"/>
-                <w:color w:val="000000"/>
-                <w:sz w:val="26"/>
-                <w:rFonts w:ascii="Times New Roman" w:hAnsi="Times New Roman" w:cs="Times New Roman" w:eastAsia="Times New Roman"/>
-              </w:rPr>
-              <w:t>Bài trình bày</w:t>
-            </w:r>
-          </w:p>
-        </w:tc>
-        <w:tc>
-          <w:tcPr>
-            <w:tcW w:type="dxa" w:w="3010"/>
-            <w:shd w:val="clear" w:color="auto" w:fill="F8FAFC"/>
-          </w:tcPr>
-          <w:p>
-            <w:pPr>
-              <w:jc w:val="left"/>
-            </w:pPr>
-            <w:r>
-              <w:rPr>
-                <w:rFonts w:ascii="Times New Roman" w:hAnsi="Times New Roman"/>
-                <w:b w:val="0"/>
-                <w:i w:val="0"/>
-                <w:color w:val="000000"/>
-                <w:sz w:val="26"/>
-                <w:rFonts w:ascii="Times New Roman" w:hAnsi="Times New Roman" w:cs="Times New Roman" w:eastAsia="Times New Roman"/>
-              </w:rPr>
-              <w:t>Bản trình chiếu slide tương tác trực quan trên nền tảng trình duyệt web.</w:t>
-            </w:r>
-          </w:p>
-        </w:tc>
-      </w:tr>
-      <w:tr>
-        <w:tc>
-          <w:tcPr>
-            <w:tcW w:type="dxa" w:w="3010"/>
-            <w:shd w:val="clear" w:color="auto" w:fill="FFFFFF"/>
-          </w:tcPr>
-          <w:p>
-            <w:pPr>
-              <w:jc w:val="left"/>
-            </w:pPr>
-            <w:r>
-              <w:rPr>
-                <w:rFonts w:ascii="Times New Roman" w:hAnsi="Times New Roman"/>
-                <w:b w:val="0"/>
-                <w:i w:val="0"/>
-                <w:color w:val="000000"/>
-                <w:sz w:val="26"/>
-                <w:rFonts w:ascii="Times New Roman" w:hAnsi="Times New Roman" w:cs="Times New Roman" w:eastAsia="Times New Roman"/>
-              </w:rPr>
-              <w:t>docs/Bao_Cao_Tong_Hop_Giua_Ky_DT005.docx</w:t>
-            </w:r>
-          </w:p>
-        </w:tc>
-        <w:tc>
-          <w:tcPr>
-            <w:tcW w:type="dxa" w:w="3010"/>
-            <w:shd w:val="clear" w:color="auto" w:fill="FFFFFF"/>
-          </w:tcPr>
-          <w:p>
-            <w:pPr>
-              <w:jc w:val="left"/>
-            </w:pPr>
-            <w:r>
-              <w:rPr>
-                <w:rFonts w:ascii="Times New Roman" w:hAnsi="Times New Roman"/>
-                <w:b w:val="0"/>
-                <w:i w:val="0"/>
-                <w:color w:val="000000"/>
-                <w:sz w:val="26"/>
-                <w:rFonts w:ascii="Times New Roman" w:hAnsi="Times New Roman" w:cs="Times New Roman" w:eastAsia="Times New Roman"/>
-              </w:rPr>
               <w:t>Tài liệu thuyết minh</w:t>
             </w:r>
           </w:p>
@@ -2320,226 +1020,10 @@
         <w:tc>
           <w:tcPr>
             <w:tcW w:type="dxa" w:w="3010"/>
-            <w:shd w:val="clear" w:color="auto" w:fill="FFFFFF"/>
           </w:tcPr>
           <w:p>
-            <w:pPr>
-              <w:jc w:val="left"/>
-            </w:pPr>
             <w:r>
-              <w:rPr>
-                <w:rFonts w:ascii="Times New Roman" w:hAnsi="Times New Roman"/>
-                <w:b w:val="0"/>
-                <w:i w:val="0"/>
-                <w:color w:val="000000"/>
-                <w:sz w:val="26"/>
-                <w:rFonts w:ascii="Times New Roman" w:hAnsi="Times New Roman" w:cs="Times New Roman" w:eastAsia="Times New Roman"/>
-              </w:rPr>
-              <w:t>Báo cáo tổng hợp toàn diện kết quả nghiên cứu giữa kỳ, tích hợp biểu đồ thực nghiệm, số liệu phân tích và đánh giá an toàn.</w:t>
-            </w:r>
-          </w:p>
-        </w:tc>
-      </w:tr>
-      <w:tr>
-        <w:tc>
-          <w:tcPr>
-            <w:tcW w:type="dxa" w:w="3010"/>
-            <w:shd w:val="clear" w:color="auto" w:fill="F8FAFC"/>
-          </w:tcPr>
-          <w:p>
-            <w:pPr>
-              <w:jc w:val="left"/>
-            </w:pPr>
-            <w:r>
-              <w:rPr>
-                <w:rFonts w:ascii="Times New Roman" w:hAnsi="Times New Roman"/>
-                <w:b w:val="0"/>
-                <w:i w:val="0"/>
-                <w:color w:val="000000"/>
-                <w:sz w:val="26"/>
-                <w:rFonts w:ascii="Times New Roman" w:hAnsi="Times New Roman" w:cs="Times New Roman" w:eastAsia="Times New Roman"/>
-              </w:rPr>
-              <w:t>docs/Mo_Ta_Yeu_Cau_Va_Ke_Hoach_Thuc_Hien.docx</w:t>
-            </w:r>
-          </w:p>
-        </w:tc>
-        <w:tc>
-          <w:tcPr>
-            <w:tcW w:type="dxa" w:w="3010"/>
-            <w:shd w:val="clear" w:color="auto" w:fill="F8FAFC"/>
-          </w:tcPr>
-          <w:p>
-            <w:pPr>
-              <w:jc w:val="left"/>
-            </w:pPr>
-            <w:r>
-              <w:rPr>
-                <w:rFonts w:ascii="Times New Roman" w:hAnsi="Times New Roman"/>
-                <w:b w:val="0"/>
-                <w:i w:val="0"/>
-                <w:color w:val="000000"/>
-                <w:sz w:val="26"/>
-                <w:rFonts w:ascii="Times New Roman" w:hAnsi="Times New Roman" w:cs="Times New Roman" w:eastAsia="Times New Roman"/>
-              </w:rPr>
-              <w:t>Tài liệu thuyết minh</w:t>
-            </w:r>
-          </w:p>
-        </w:tc>
-        <w:tc>
-          <w:tcPr>
-            <w:tcW w:type="dxa" w:w="3010"/>
-            <w:shd w:val="clear" w:color="auto" w:fill="F8FAFC"/>
-          </w:tcPr>
-          <w:p>
-            <w:pPr>
-              <w:jc w:val="left"/>
-            </w:pPr>
-            <w:r>
-              <w:rPr>
-                <w:rFonts w:ascii="Times New Roman" w:hAnsi="Times New Roman"/>
-                <w:b w:val="0"/>
-                <w:i w:val="0"/>
-                <w:color w:val="000000"/>
-                <w:sz w:val="26"/>
-                <w:rFonts w:ascii="Times New Roman" w:hAnsi="Times New Roman" w:cs="Times New Roman" w:eastAsia="Times New Roman"/>
-              </w:rPr>
-              <w:t>Tài liệu đặc tả yêu cầu chức năng, phi chức năng và quy trình triển khai nghiên cứu 8 giai đoạn chuẩn mực.</w:t>
-            </w:r>
-          </w:p>
-        </w:tc>
-      </w:tr>
-      <w:tr>
-        <w:tc>
-          <w:tcPr>
-            <w:tcW w:type="dxa" w:w="3010"/>
-            <w:shd w:val="clear" w:color="auto" w:fill="FFFFFF"/>
-          </w:tcPr>
-          <w:p>
-            <w:pPr>
-              <w:jc w:val="left"/>
-            </w:pPr>
-            <w:r>
-              <w:rPr>
-                <w:rFonts w:ascii="Times New Roman" w:hAnsi="Times New Roman"/>
-                <w:b w:val="0"/>
-                <w:i w:val="0"/>
-                <w:color w:val="000000"/>
-                <w:sz w:val="26"/>
-                <w:rFonts w:ascii="Times New Roman" w:hAnsi="Times New Roman" w:cs="Times New Roman" w:eastAsia="Times New Roman"/>
-              </w:rPr>
-              <w:t>docs/Thiet_Ke_Kien_Truc_Va_Giai_Thuat.docx</w:t>
-            </w:r>
-          </w:p>
-        </w:tc>
-        <w:tc>
-          <w:tcPr>
-            <w:tcW w:type="dxa" w:w="3010"/>
-            <w:shd w:val="clear" w:color="auto" w:fill="FFFFFF"/>
-          </w:tcPr>
-          <w:p>
-            <w:pPr>
-              <w:jc w:val="left"/>
-            </w:pPr>
-            <w:r>
-              <w:rPr>
-                <w:rFonts w:ascii="Times New Roman" w:hAnsi="Times New Roman"/>
-                <w:b w:val="0"/>
-                <w:i w:val="0"/>
-                <w:color w:val="000000"/>
-                <w:sz w:val="26"/>
-                <w:rFonts w:ascii="Times New Roman" w:hAnsi="Times New Roman" w:cs="Times New Roman" w:eastAsia="Times New Roman"/>
-              </w:rPr>
-              <w:t>Tài liệu thuyết minh</w:t>
-            </w:r>
-          </w:p>
-        </w:tc>
-        <w:tc>
-          <w:tcPr>
-            <w:tcW w:type="dxa" w:w="3010"/>
-            <w:shd w:val="clear" w:color="auto" w:fill="FFFFFF"/>
-          </w:tcPr>
-          <w:p>
-            <w:pPr>
-              <w:jc w:val="left"/>
-            </w:pPr>
-            <w:r>
-              <w:rPr>
-                <w:rFonts w:ascii="Times New Roman" w:hAnsi="Times New Roman"/>
-                <w:b w:val="0"/>
-                <w:i w:val="0"/>
-                <w:color w:val="000000"/>
-                <w:sz w:val="26"/>
-                <w:rFonts w:ascii="Times New Roman" w:hAnsi="Times New Roman" w:cs="Times New Roman" w:eastAsia="Times New Roman"/>
-              </w:rPr>
-              <w:t>Tài liệu đặc tả kiến trúc kỹ thuật, cấu trúc dữ liệu, giải thuật và mô hình đe dọa bảo mật chính là tài liệu này.</w:t>
-            </w:r>
-          </w:p>
-        </w:tc>
-      </w:tr>
-      <w:tr>
-        <w:tc>
-          <w:tcPr>
-            <w:tcW w:type="dxa" w:w="3010"/>
-            <w:shd w:val="clear" w:color="auto" w:fill="F8FAFC"/>
-          </w:tcPr>
-          <w:p>
-            <w:pPr>
-              <w:jc w:val="left"/>
-            </w:pPr>
-            <w:r>
-              <w:rPr>
-                <w:rFonts w:ascii="Times New Roman" w:hAnsi="Times New Roman"/>
-                <w:b w:val="0"/>
-                <w:i w:val="0"/>
-                <w:color w:val="000000"/>
-                <w:sz w:val="26"/>
-                <w:rFonts w:ascii="Times New Roman" w:hAnsi="Times New Roman" w:cs="Times New Roman" w:eastAsia="Times New Roman"/>
-              </w:rPr>
-              <w:t>docs/Dich_Thuat_Va_Tai_Lap_Bai_Bao.docx</w:t>
-            </w:r>
-          </w:p>
-        </w:tc>
-        <w:tc>
-          <w:tcPr>
-            <w:tcW w:type="dxa" w:w="3010"/>
-            <w:shd w:val="clear" w:color="auto" w:fill="F8FAFC"/>
-          </w:tcPr>
-          <w:p>
-            <w:pPr>
-              <w:jc w:val="left"/>
-            </w:pPr>
-            <w:r>
-              <w:rPr>
-                <w:rFonts w:ascii="Times New Roman" w:hAnsi="Times New Roman"/>
-                <w:b w:val="0"/>
-                <w:i w:val="0"/>
-                <w:color w:val="000000"/>
-                <w:sz w:val="26"/>
-                <w:rFonts w:ascii="Times New Roman" w:hAnsi="Times New Roman" w:cs="Times New Roman" w:eastAsia="Times New Roman"/>
-              </w:rPr>
-              <w:t>Tài liệu thuyết minh</w:t>
-            </w:r>
-          </w:p>
-        </w:tc>
-        <w:tc>
-          <w:tcPr>
-            <w:tcW w:type="dxa" w:w="3010"/>
-            <w:shd w:val="clear" w:color="auto" w:fill="F8FAFC"/>
-          </w:tcPr>
-          <w:p>
-            <w:pPr>
-              <w:jc w:val="left"/>
-            </w:pPr>
-            <w:r>
-              <w:rPr>
-                <w:rFonts w:ascii="Times New Roman" w:hAnsi="Times New Roman"/>
-                <w:b w:val="0"/>
-                <w:i w:val="0"/>
-                <w:color w:val="000000"/>
-                <w:sz w:val="26"/>
-                <w:rFonts w:ascii="Times New Roman" w:hAnsi="Times New Roman" w:cs="Times New Roman" w:eastAsia="Times New Roman"/>
-              </w:rPr>
-              <w:t>Bản dịch học thuật bài báo Q1 Oxford của Harry Halpin công bố năm 2025 và quy trình tái lập khoa học.</w:t>
+              <w:t>Dịch thuật học thuật và phân tích bài báo của Harry Halpin (2025).</w:t>
             </w:r>
           </w:p>
         </w:tc>
@@ -4194,19 +2678,8 @@
             <w:shd w:val="clear" w:color="auto" w:fill="FFFFFF"/>
           </w:tcPr>
           <w:p>
-            <w:pPr>
-              <w:jc w:val="left"/>
-            </w:pPr>
             <w:r>
-              <w:rPr>
-                <w:rFonts w:ascii="Times New Roman" w:hAnsi="Times New Roman"/>
-                <w:b w:val="0"/>
-                <w:i w:val="0"/>
-                <w:color w:val="000000"/>
-                <w:sz w:val="26"/>
-                <w:rFonts w:ascii="Times New Roman" w:hAnsi="Times New Roman" w:cs="Times New Roman" w:eastAsia="Times New Roman"/>
-              </w:rPr>
-              <w:t>Chi phí cập nhật khi sửa 1 file</w:t>
+              <w:t>Chi phí cập nhật (Sửa / Thêm / Xóa)</w:t>
             </w:r>
           </w:p>
         </w:tc>
@@ -4216,19 +2689,8 @@
             <w:shd w:val="clear" w:color="auto" w:fill="FFFFFF"/>
           </w:tcPr>
           <w:p>
-            <w:pPr>
-              <w:jc w:val="left"/>
-            </w:pPr>
             <w:r>
-              <w:rPr>
-                <w:rFonts w:ascii="Times New Roman" w:hAnsi="Times New Roman"/>
-                <w:b w:val="0"/>
-                <w:i w:val="0"/>
-                <w:color w:val="000000"/>
-                <w:sz w:val="26"/>
-                <w:rFonts w:ascii="Times New Roman" w:hAnsi="Times New Roman" w:cs="Times New Roman" w:eastAsia="Times New Roman"/>
-              </w:rPr>
-              <w:t>O(N) rất chậm</w:t>
+              <w:t>O(1) sửa tệp + O(N) tính lại Root gộp (9.86 ms)</w:t>
             </w:r>
           </w:p>
         </w:tc>
@@ -4238,19 +2700,8 @@
             <w:shd w:val="clear" w:color="auto" w:fill="FFFFFF"/>
           </w:tcPr>
           <w:p>
-            <w:pPr>
-              <w:jc w:val="left"/>
-            </w:pPr>
             <w:r>
-              <w:rPr>
-                <w:rFonts w:ascii="Times New Roman" w:hAnsi="Times New Roman"/>
-                <w:b w:val="0"/>
-                <w:i w:val="0"/>
-                <w:color w:val="000000"/>
-                <w:sz w:val="26"/>
-                <w:rFonts w:ascii="Times New Roman" w:hAnsi="Times New Roman" w:cs="Times New Roman" w:eastAsia="Times New Roman"/>
-              </w:rPr>
-              <w:t>O(N) rất chậm</w:t>
+              <w:t>O(1) sửa tệp + O(N) tính lại HMAC gộp (0.65 ms)</w:t>
             </w:r>
           </w:p>
         </w:tc>
@@ -4260,19 +2711,8 @@
             <w:shd w:val="clear" w:color="auto" w:fill="FFFFFF"/>
           </w:tcPr>
           <w:p>
-            <w:pPr>
-              <w:jc w:val="left"/>
-            </w:pPr>
             <w:r>
-              <w:rPr>
-                <w:rFonts w:ascii="Times New Roman" w:hAnsi="Times New Roman"/>
-                <w:b w:val="0"/>
-                <w:i w:val="0"/>
-                <w:color w:val="000000"/>
-                <w:sz w:val="26"/>
-                <w:rFonts w:ascii="Times New Roman" w:hAnsi="Times New Roman" w:cs="Times New Roman" w:eastAsia="Times New Roman"/>
-              </w:rPr>
-              <w:t>O(N) phải xây lại cây</w:t>
+              <w:t>Sửa: O(log N) (0.21 ms); Thêm/Xóa: O(N) Rebuild mảng (~90 ms)</w:t>
             </w:r>
           </w:p>
         </w:tc>
@@ -4282,19 +2722,8 @@
             <w:shd w:val="clear" w:color="auto" w:fill="FFFFFF"/>
           </w:tcPr>
           <w:p>
-            <w:pPr>
-              <w:jc w:val="left"/>
-            </w:pPr>
             <w:r>
-              <w:rPr>
-                <w:rFonts w:ascii="Times New Roman" w:hAnsi="Times New Roman"/>
-                <w:b w:val="0"/>
-                <w:i w:val="0"/>
-                <w:color w:val="000000"/>
-                <w:sz w:val="26"/>
-                <w:rFonts w:ascii="Times New Roman" w:hAnsi="Times New Roman" w:cs="Times New Roman" w:eastAsia="Times New Roman"/>
-              </w:rPr>
-              <w:t>O(log N) dưới 0.2 ms</w:t>
+              <w:t>Sửa/Thêm/Xóa: O(log N) Dirty-Path (0.14 – 0.26 ms)</w:t>
             </w:r>
           </w:p>
         </w:tc>
@@ -4304,19 +2733,8 @@
             <w:shd w:val="clear" w:color="auto" w:fill="FFFFFF"/>
           </w:tcPr>
           <w:p>
-            <w:pPr>
-              <w:jc w:val="left"/>
-            </w:pPr>
             <w:r>
-              <w:rPr>
-                <w:rFonts w:ascii="Times New Roman" w:hAnsi="Times New Roman"/>
-                <w:b w:val="0"/>
-                <w:i w:val="0"/>
-                <w:color w:val="000000"/>
-                <w:sz w:val="26"/>
-                <w:rFonts w:ascii="Times New Roman" w:hAnsi="Times New Roman" w:cs="Times New Roman" w:eastAsia="Times New Roman"/>
-              </w:rPr>
-              <w:t>HD-MerkleTree vượt trội tuyệt đối</w:t>
+              <w:t>HD-MerkleTree vượt trội ở thao tác Thêm và Xóa tệp động</w:t>
             </w:r>
           </w:p>
         </w:tc>
@@ -4462,18 +2880,7 @@
             <w:shd w:val="clear" w:color="auto" w:fill="FFFFFF"/>
           </w:tcPr>
           <w:p>
-            <w:pPr>
-              <w:jc w:val="left"/>
-            </w:pPr>
             <w:r>
-              <w:rPr>
-                <w:rFonts w:ascii="Times New Roman" w:hAnsi="Times New Roman"/>
-                <w:b w:val="0"/>
-                <w:i w:val="0"/>
-                <w:color w:val="000000"/>
-                <w:sz w:val="26"/>
-                <w:rFonts w:ascii="Times New Roman" w:hAnsi="Times New Roman" w:cs="Times New Roman" w:eastAsia="Times New Roman"/>
-              </w:rPr>
               <w:t>Gộp bằng chứng nhiều file</w:t>
             </w:r>
           </w:p>
@@ -4484,18 +2891,7 @@
             <w:shd w:val="clear" w:color="auto" w:fill="FFFFFF"/>
           </w:tcPr>
           <w:p>
-            <w:pPr>
-              <w:jc w:val="left"/>
-            </w:pPr>
             <w:r>
-              <w:rPr>
-                <w:rFonts w:ascii="Times New Roman" w:hAnsi="Times New Roman"/>
-                <w:b w:val="0"/>
-                <w:i w:val="0"/>
-                <w:color w:val="000000"/>
-                <w:sz w:val="26"/>
-                <w:rFonts w:ascii="Times New Roman" w:hAnsi="Times New Roman" w:cs="Times New Roman" w:eastAsia="Times New Roman"/>
-              </w:rPr>
               <w:t>Không hỗ trợ</w:t>
             </w:r>
           </w:p>
@@ -4506,18 +2902,7 @@
             <w:shd w:val="clear" w:color="auto" w:fill="FFFFFF"/>
           </w:tcPr>
           <w:p>
-            <w:pPr>
-              <w:jc w:val="left"/>
-            </w:pPr>
             <w:r>
-              <w:rPr>
-                <w:rFonts w:ascii="Times New Roman" w:hAnsi="Times New Roman"/>
-                <w:b w:val="0"/>
-                <w:i w:val="0"/>
-                <w:color w:val="000000"/>
-                <w:sz w:val="26"/>
-                <w:rFonts w:ascii="Times New Roman" w:hAnsi="Times New Roman" w:cs="Times New Roman" w:eastAsia="Times New Roman"/>
-              </w:rPr>
               <w:t>Không hỗ trợ</w:t>
             </w:r>
           </w:p>
@@ -4528,19 +2913,8 @@
             <w:shd w:val="clear" w:color="auto" w:fill="FFFFFF"/>
           </w:tcPr>
           <w:p>
-            <w:pPr>
-              <w:jc w:val="left"/>
-            </w:pPr>
             <w:r>
-              <w:rPr>
-                <w:rFonts w:ascii="Times New Roman" w:hAnsi="Times New Roman"/>
-                <w:b w:val="0"/>
-                <w:i w:val="0"/>
-                <w:color w:val="000000"/>
-                <w:sz w:val="26"/>
-                <w:rFonts w:ascii="Times New Roman" w:hAnsi="Times New Roman" w:cs="Times New Roman" w:eastAsia="Times New Roman"/>
-              </w:rPr>
-              <w:t>Không hỗ trợ</w:t>
+              <w:t>Tạo riêng lẻ từng proof</w:t>
             </w:r>
           </w:p>
         </w:tc>
@@ -4550,19 +2924,8 @@
             <w:shd w:val="clear" w:color="auto" w:fill="FFFFFF"/>
           </w:tcPr>
           <w:p>
-            <w:pPr>
-              <w:jc w:val="left"/>
-            </w:pPr>
             <w:r>
-              <w:rPr>
-                <w:rFonts w:ascii="Times New Roman" w:hAnsi="Times New Roman"/>
-                <w:b w:val="0"/>
-                <w:i w:val="0"/>
-                <w:color w:val="000000"/>
-                <w:sz w:val="26"/>
-                <w:rFonts w:ascii="Times New Roman" w:hAnsi="Times New Roman" w:cs="Times New Roman" w:eastAsia="Times New Roman"/>
-              </w:rPr>
-              <w:t>Tiết kiệm hơn 50% băng thông</w:t>
+              <w:t>Hỗ trợ cấu trúc Batch Multi-Proof đóng gói tập trung</w:t>
             </w:r>
           </w:p>
         </w:tc>
@@ -4572,19 +2935,8 @@
             <w:shd w:val="clear" w:color="auto" w:fill="FFFFFF"/>
           </w:tcPr>
           <w:p>
-            <w:pPr>
-              <w:jc w:val="left"/>
-            </w:pPr>
             <w:r>
-              <w:rPr>
-                <w:rFonts w:ascii="Times New Roman" w:hAnsi="Times New Roman"/>
-                <w:b w:val="0"/>
-                <w:i w:val="0"/>
-                <w:color w:val="000000"/>
-                <w:sz w:val="26"/>
-                <w:rFonts w:ascii="Times New Roman" w:hAnsi="Times New Roman" w:cs="Times New Roman" w:eastAsia="Times New Roman"/>
-              </w:rPr>
-              <w:t>Tối ưu hóa truyền tải qua mạng</w:t>
+              <w:t>Thuận tiện truyền tải và xác thực hàng loạt</w:t>
             </w:r>
           </w:p>
         </w:tc>
@@ -4596,18 +2948,7 @@
             <w:shd w:val="clear" w:color="auto" w:fill="F8FAFC"/>
           </w:tcPr>
           <w:p>
-            <w:pPr>
-              <w:jc w:val="left"/>
-            </w:pPr>
             <w:r>
-              <w:rPr>
-                <w:rFonts w:ascii="Times New Roman" w:hAnsi="Times New Roman"/>
-                <w:b w:val="0"/>
-                <w:i w:val="0"/>
-                <w:color w:val="000000"/>
-                <w:sz w:val="26"/>
-                <w:rFonts w:ascii="Times New Roman" w:hAnsi="Times New Roman" w:cs="Times New Roman" w:eastAsia="Times New Roman"/>
-              </w:rPr>
               <w:t>Kháng Second-Preimage Attack</w:t>
             </w:r>
           </w:p>
@@ -4618,18 +2959,7 @@
             <w:shd w:val="clear" w:color="auto" w:fill="F8FAFC"/>
           </w:tcPr>
           <w:p>
-            <w:pPr>
-              <w:jc w:val="left"/>
-            </w:pPr>
             <w:r>
-              <w:rPr>
-                <w:rFonts w:ascii="Times New Roman" w:hAnsi="Times New Roman"/>
-                <w:b w:val="0"/>
-                <w:i w:val="0"/>
-                <w:color w:val="000000"/>
-                <w:sz w:val="26"/>
-                <w:rFonts w:ascii="Times New Roman" w:hAnsi="Times New Roman" w:cs="Times New Roman" w:eastAsia="Times New Roman"/>
-              </w:rPr>
               <w:t>Không áp dụng</w:t>
             </w:r>
           </w:p>
@@ -4640,18 +2970,7 @@
             <w:shd w:val="clear" w:color="auto" w:fill="F8FAFC"/>
           </w:tcPr>
           <w:p>
-            <w:pPr>
-              <w:jc w:val="left"/>
-            </w:pPr>
             <w:r>
-              <w:rPr>
-                <w:rFonts w:ascii="Times New Roman" w:hAnsi="Times New Roman"/>
-                <w:b w:val="0"/>
-                <w:i w:val="0"/>
-                <w:color w:val="000000"/>
-                <w:sz w:val="26"/>
-                <w:rFonts w:ascii="Times New Roman" w:hAnsi="Times New Roman" w:cs="Times New Roman" w:eastAsia="Times New Roman"/>
-              </w:rPr>
               <w:t>Không áp dụng</w:t>
             </w:r>
           </w:p>
@@ -4662,19 +2981,8 @@
             <w:shd w:val="clear" w:color="auto" w:fill="F8FAFC"/>
           </w:tcPr>
           <w:p>
-            <w:pPr>
-              <w:jc w:val="left"/>
-            </w:pPr>
             <w:r>
-              <w:rPr>
-                <w:rFonts w:ascii="Times New Roman" w:hAnsi="Times New Roman"/>
-                <w:b w:val="0"/>
-                <w:i w:val="0"/>
-                <w:color w:val="000000"/>
-                <w:sz w:val="26"/>
-                <w:rFonts w:ascii="Times New Roman" w:hAnsi="Times New Roman" w:cs="Times New Roman" w:eastAsia="Times New Roman"/>
-              </w:rPr>
-              <w:t>Yếu do không tách miền</w:t>
+              <w:t>Chưa tách miền (tiềm ẩn nguy cơ ghép tầng)</w:t>
             </w:r>
           </w:p>
         </w:tc>
@@ -4684,19 +2992,8 @@
             <w:shd w:val="clear" w:color="auto" w:fill="F8FAFC"/>
           </w:tcPr>
           <w:p>
-            <w:pPr>
-              <w:jc w:val="left"/>
-            </w:pPr>
             <w:r>
-              <w:rPr>
-                <w:rFonts w:ascii="Times New Roman" w:hAnsi="Times New Roman"/>
-                <w:b w:val="0"/>
-                <w:i w:val="0"/>
-                <w:color w:val="000000"/>
-                <w:sz w:val="26"/>
-                <w:rFonts w:ascii="Times New Roman" w:hAnsi="Times New Roman" w:cs="Times New Roman" w:eastAsia="Times New Roman"/>
-              </w:rPr>
-              <w:t>Triệt tiêu 100% theo RFC 6962</w:t>
+              <w:t>Kháng va chạm cấu trúc tầng nhờ tiền tố RFC 6962 (0x00 lá / 0x01 nhánh)</w:t>
             </w:r>
           </w:p>
         </w:tc>
@@ -4706,19 +3003,8 @@
             <w:shd w:val="clear" w:color="auto" w:fill="F8FAFC"/>
           </w:tcPr>
           <w:p>
-            <w:pPr>
-              <w:jc w:val="left"/>
-            </w:pPr>
             <w:r>
-              <w:rPr>
-                <w:rFonts w:ascii="Times New Roman" w:hAnsi="Times New Roman"/>
-                <w:b w:val="0"/>
-                <w:i w:val="0"/>
-                <w:color w:val="000000"/>
-                <w:sz w:val="26"/>
-                <w:rFonts w:ascii="Times New Roman" w:hAnsi="Times New Roman" w:cs="Times New Roman" w:eastAsia="Times New Roman"/>
-              </w:rPr>
-              <w:t>Đạt chuẩn an toàn quốc tế</w:t>
+              <w:t>Đạt chuẩn an toàn Certificate Transparency RFC 6962</w:t>
             </w:r>
           </w:p>
         </w:tc>
